--- a/transcripts/Oilfield 360/OF360 Transcript Files/OF360-09-25-Steven Anderson.docx
+++ b/transcripts/Oilfield 360/OF360 Transcript Files/OF360-09-25-Steven Anderson.docx
@@ -1,7 +1,6 @@
 
 <file path=word/document.xml><?xml version="1.0" encoding="utf-8"?>
-<w:document xmlns:wpc="http://schemas.microsoft.com/office/word/2010/wordprocessingCanvas" xmlns:mc="http://schemas.openxmlformats.org/markup-compatibility/2006" xmlns:o="urn:schemas-microsoft-com:office:office" xmlns:r="http://schemas.openxmlformats.org/officeDocument/2006/relationships" xmlns:m="http://schemas.openxmlformats.org/officeDocument/2006/math" xmlns:v="urn:schemas-microsoft-com:vml" xmlns:wp14="http://schemas.microsoft.com/office/word/2010/wordprocessingDrawing" xmlns:wp="http://schemas.openxmlformats.org/drawingml/2006/wordprocessingDrawing" xmlns:w10="urn:schemas-microsoft-com:office:word" xmlns:w="http://schemas.openxmlformats.org/wordprocessingml/2006/main" xmlns:w14="http://schemas.microsoft.com/office/word/2010/wordml" xmlns:w15="http://schemas.microsoft.com/office/word/2012/wordml" xmlns:wpg="http://schemas.microsoft.com/office/word/2010/wordprocessingGroup" xmlns:wpi="http://schemas.microsoft.com/office/word/2010/wordprocessingInk" xmlns:wne="http://schemas.microsoft.com/office/word/2006/wordml" xmlns:wps="http://schemas.microsoft.com/office/word/2010/wordprocessingShape" mc:Ignorable="w14 w15 wp14">
-  <w:background w:color="FFFFFF"/>
+<w:document xmlns:wpc="http://schemas.microsoft.com/office/word/2010/wordprocessingCanvas" xmlns:mc="http://schemas.openxmlformats.org/markup-compatibility/2006" xmlns:o="urn:schemas-microsoft-com:office:office" xmlns:r="http://schemas.openxmlformats.org/officeDocument/2006/relationships" xmlns:m="http://schemas.openxmlformats.org/officeDocument/2006/math" xmlns:v="urn:schemas-microsoft-com:vml" xmlns:wp14="http://schemas.microsoft.com/office/word/2010/wordprocessingDrawing" xmlns:wp="http://schemas.openxmlformats.org/drawingml/2006/wordprocessingDrawing" xmlns:w10="urn:schemas-microsoft-com:office:word" xmlns:w="http://schemas.openxmlformats.org/wordprocessingml/2006/main" xmlns:w14="http://schemas.microsoft.com/office/word/2010/wordml" xmlns:w15="http://schemas.microsoft.com/office/word/2012/wordml" xmlns:wpg="http://schemas.microsoft.com/office/word/2010/wordprocessingGroup" xmlns:wpi="http://schemas.microsoft.com/office/word/2010/wordprocessingInk" xmlns:wne="http://schemas.microsoft.com/office/word/2006/wordml" xmlns:wps="http://schemas.microsoft.com/office/word/2010/wordprocessingShape" xmlns:cx="http://schemas.microsoft.com/office/drawing/2014/chartex" xmlns:cx1="http://schemas.microsoft.com/office/drawing/2015/9/8/chartex" xmlns:cx2="http://schemas.microsoft.com/office/drawing/2015/10/21/chartex" xmlns:cx3="http://schemas.microsoft.com/office/drawing/2016/5/9/chartex" xmlns:cx4="http://schemas.microsoft.com/office/drawing/2016/5/10/chartex" xmlns:cx5="http://schemas.microsoft.com/office/drawing/2016/5/11/chartex" xmlns:cx6="http://schemas.microsoft.com/office/drawing/2016/5/12/chartex" xmlns:cx7="http://schemas.microsoft.com/office/drawing/2016/5/13/chartex" xmlns:cx8="http://schemas.microsoft.com/office/drawing/2016/5/14/chartex" xmlns:aink="http://schemas.microsoft.com/office/drawing/2016/ink" xmlns:am3d="http://schemas.microsoft.com/office/drawing/2017/model3d" xmlns:w16cex="http://schemas.microsoft.com/office/word/2018/wordml/cex" xmlns:w16cid="http://schemas.microsoft.com/office/word/2016/wordml/cid" xmlns:w16="http://schemas.microsoft.com/office/word/2018/wordml" xmlns:w16sdtdh="http://schemas.microsoft.com/office/word/2020/wordml/sdtdatahash" xmlns:w16se="http://schemas.microsoft.com/office/word/2015/wordml/symex" mc:Ignorable="w14 w15 wp14">
   <w:body>
     <w:p>
       <w:pPr>
@@ -26,9 +25,9 @@
       </w:r>
       <w:r>
         <w:rPr>
-          <w:b w:val="true"/>
-          <w:bCs w:val="true"/>
-          <w:color w:val="72B372"/>
+          <w:b/>
+          <w:bCs/>
+          <w:color w:val="489872"/>
         </w:rPr>
         <w:t xml:space="preserve">David de Roode:</w:t>
       </w:r>
@@ -51,9 +50,9 @@
       </w:r>
       <w:r>
         <w:rPr>
-          <w:b w:val="true"/>
-          <w:bCs w:val="true"/>
-          <w:color w:val="6600CC"/>
+          <w:b/>
+          <w:bCs/>
+          <w:color w:val="9C5DE1"/>
         </w:rPr>
         <w:t xml:space="preserve">Victoria Beard:</w:t>
       </w:r>
@@ -76,9 +75,9 @@
       </w:r>
       <w:r>
         <w:rPr>
-          <w:b w:val="true"/>
-          <w:bCs w:val="true"/>
-          <w:color w:val="72B372"/>
+          <w:b/>
+          <w:bCs/>
+          <w:color w:val="489872"/>
         </w:rPr>
         <w:t xml:space="preserve">David de Roode:</w:t>
       </w:r>
@@ -101,9 +100,9 @@
       </w:r>
       <w:r>
         <w:rPr>
-          <w:b w:val="true"/>
-          <w:bCs w:val="true"/>
-          <w:color w:val="6600CC"/>
+          <w:b/>
+          <w:bCs/>
+          <w:color w:val="9C5DE1"/>
         </w:rPr>
         <w:t xml:space="preserve">Victoria Beard:</w:t>
       </w:r>
@@ -126,9 +125,9 @@
       </w:r>
       <w:r>
         <w:rPr>
-          <w:b w:val="true"/>
-          <w:bCs w:val="true"/>
-          <w:color w:val="72B372"/>
+          <w:b/>
+          <w:bCs/>
+          <w:color w:val="489872"/>
         </w:rPr>
         <w:t xml:space="preserve">David de Roode:</w:t>
       </w:r>
@@ -151,9 +150,9 @@
       </w:r>
       <w:r>
         <w:rPr>
-          <w:b w:val="true"/>
-          <w:bCs w:val="true"/>
-          <w:color w:val="72B372"/>
+          <w:b/>
+          <w:bCs/>
+          <w:color w:val="489872"/>
         </w:rPr>
         <w:t xml:space="preserve">David de Roode:</w:t>
       </w:r>
@@ -176,9 +175,9 @@
       </w:r>
       <w:r>
         <w:rPr>
-          <w:b w:val="true"/>
-          <w:bCs w:val="true"/>
-          <w:color w:val="6600CC"/>
+          <w:b/>
+          <w:bCs/>
+          <w:color w:val="9C5DE1"/>
         </w:rPr>
         <w:t xml:space="preserve">Victoria Beard:</w:t>
       </w:r>
@@ -201,9 +200,9 @@
       </w:r>
       <w:r>
         <w:rPr>
-          <w:b w:val="true"/>
-          <w:bCs w:val="true"/>
-          <w:color w:val="72B372"/>
+          <w:b/>
+          <w:bCs/>
+          <w:color w:val="489872"/>
         </w:rPr>
         <w:t xml:space="preserve">David de Roode:</w:t>
       </w:r>
@@ -226,9 +225,9 @@
       </w:r>
       <w:r>
         <w:rPr>
-          <w:b w:val="true"/>
-          <w:bCs w:val="true"/>
-          <w:color w:val="6600CC"/>
+          <w:b/>
+          <w:bCs/>
+          <w:color w:val="9C5DE1"/>
         </w:rPr>
         <w:t xml:space="preserve">Victoria Beard:</w:t>
       </w:r>
@@ -251,9 +250,9 @@
       </w:r>
       <w:r>
         <w:rPr>
-          <w:b w:val="true"/>
-          <w:bCs w:val="true"/>
-          <w:color w:val="72B372"/>
+          <w:b/>
+          <w:bCs/>
+          <w:color w:val="489872"/>
         </w:rPr>
         <w:t xml:space="preserve">David de Roode:</w:t>
       </w:r>
@@ -276,9 +275,9 @@
       </w:r>
       <w:r>
         <w:rPr>
-          <w:b w:val="true"/>
-          <w:bCs w:val="true"/>
-          <w:color w:val="6600CC"/>
+          <w:b/>
+          <w:bCs/>
+          <w:color w:val="9C5DE1"/>
         </w:rPr>
         <w:t xml:space="preserve">Victoria Beard:</w:t>
       </w:r>
@@ -301,9 +300,9 @@
       </w:r>
       <w:r>
         <w:rPr>
-          <w:b w:val="true"/>
-          <w:bCs w:val="true"/>
-          <w:color w:val="72B372"/>
+          <w:b/>
+          <w:bCs/>
+          <w:color w:val="489872"/>
         </w:rPr>
         <w:t xml:space="preserve">David de Roode:</w:t>
       </w:r>
@@ -326,9 +325,9 @@
       </w:r>
       <w:r>
         <w:rPr>
-          <w:b w:val="true"/>
-          <w:bCs w:val="true"/>
-          <w:color w:val="6600CC"/>
+          <w:b/>
+          <w:bCs/>
+          <w:color w:val="9C5DE1"/>
         </w:rPr>
         <w:t xml:space="preserve">Victoria Beard:</w:t>
       </w:r>
@@ -360,9 +359,9 @@
       </w:r>
       <w:r>
         <w:rPr>
-          <w:b w:val="true"/>
-          <w:bCs w:val="true"/>
-          <w:color w:val="72B372"/>
+          <w:b/>
+          <w:bCs/>
+          <w:color w:val="489872"/>
         </w:rPr>
         <w:t xml:space="preserve">David de Roode:</w:t>
       </w:r>
@@ -385,9 +384,9 @@
       </w:r>
       <w:r>
         <w:rPr>
-          <w:b w:val="true"/>
-          <w:bCs w:val="true"/>
-          <w:color w:val="6600CC"/>
+          <w:b/>
+          <w:bCs/>
+          <w:color w:val="9C5DE1"/>
         </w:rPr>
         <w:t xml:space="preserve">Victoria Beard:</w:t>
       </w:r>
@@ -410,9 +409,9 @@
       </w:r>
       <w:r>
         <w:rPr>
-          <w:b w:val="true"/>
-          <w:bCs w:val="true"/>
-          <w:color w:val="72B372"/>
+          <w:b/>
+          <w:bCs/>
+          <w:color w:val="489872"/>
         </w:rPr>
         <w:t xml:space="preserve">David de Roode:</w:t>
       </w:r>
@@ -435,9 +434,9 @@
       </w:r>
       <w:r>
         <w:rPr>
-          <w:b w:val="true"/>
-          <w:bCs w:val="true"/>
-          <w:color w:val="6600CC"/>
+          <w:b/>
+          <w:bCs/>
+          <w:color w:val="9C5DE1"/>
         </w:rPr>
         <w:t xml:space="preserve">Victoria Beard:</w:t>
       </w:r>
@@ -460,9 +459,9 @@
       </w:r>
       <w:r>
         <w:rPr>
-          <w:b w:val="true"/>
-          <w:bCs w:val="true"/>
-          <w:color w:val="72B372"/>
+          <w:b/>
+          <w:bCs/>
+          <w:color w:val="489872"/>
         </w:rPr>
         <w:t xml:space="preserve">David de Roode:</w:t>
       </w:r>
@@ -485,9 +484,9 @@
       </w:r>
       <w:r>
         <w:rPr>
-          <w:b w:val="true"/>
-          <w:bCs w:val="true"/>
-          <w:color w:val="6600CC"/>
+          <w:b/>
+          <w:bCs/>
+          <w:color w:val="9C5DE1"/>
         </w:rPr>
         <w:t xml:space="preserve">Victoria Beard:</w:t>
       </w:r>
@@ -510,9 +509,9 @@
       </w:r>
       <w:r>
         <w:rPr>
-          <w:b w:val="true"/>
-          <w:bCs w:val="true"/>
-          <w:color w:val="72B372"/>
+          <w:b/>
+          <w:bCs/>
+          <w:color w:val="489872"/>
         </w:rPr>
         <w:t xml:space="preserve">David de Roode:</w:t>
       </w:r>
@@ -535,9 +534,9 @@
       </w:r>
       <w:r>
         <w:rPr>
-          <w:b w:val="true"/>
-          <w:bCs w:val="true"/>
-          <w:color w:val="6600CC"/>
+          <w:b/>
+          <w:bCs/>
+          <w:color w:val="9C5DE1"/>
         </w:rPr>
         <w:t xml:space="preserve">Victoria Beard:</w:t>
       </w:r>
@@ -560,9 +559,9 @@
       </w:r>
       <w:r>
         <w:rPr>
-          <w:b w:val="true"/>
-          <w:bCs w:val="true"/>
-          <w:color w:val="72B372"/>
+          <w:b/>
+          <w:bCs/>
+          <w:color w:val="489872"/>
         </w:rPr>
         <w:t xml:space="preserve">David de Roode:</w:t>
       </w:r>
@@ -585,9 +584,9 @@
       </w:r>
       <w:r>
         <w:rPr>
-          <w:b w:val="true"/>
-          <w:bCs w:val="true"/>
-          <w:color w:val="72B372"/>
+          <w:b/>
+          <w:bCs/>
+          <w:color w:val="489872"/>
         </w:rPr>
         <w:t xml:space="preserve">David de Roode:</w:t>
       </w:r>
@@ -619,9 +618,9 @@
       </w:r>
       <w:r>
         <w:rPr>
-          <w:b w:val="true"/>
-          <w:bCs w:val="true"/>
-          <w:color w:val="6600CC"/>
+          <w:b/>
+          <w:bCs/>
+          <w:color w:val="9C5DE1"/>
         </w:rPr>
         <w:t xml:space="preserve">Victoria Beard:</w:t>
       </w:r>
@@ -644,9 +643,9 @@
       </w:r>
       <w:r>
         <w:rPr>
-          <w:b w:val="true"/>
-          <w:bCs w:val="true"/>
-          <w:color w:val="72B372"/>
+          <w:b/>
+          <w:bCs/>
+          <w:color w:val="489872"/>
         </w:rPr>
         <w:t xml:space="preserve">David de Roode:</w:t>
       </w:r>
@@ -669,9 +668,9 @@
       </w:r>
       <w:r>
         <w:rPr>
-          <w:b w:val="true"/>
-          <w:bCs w:val="true"/>
-          <w:color w:val="6600CC"/>
+          <w:b/>
+          <w:bCs/>
+          <w:color w:val="9C5DE1"/>
         </w:rPr>
         <w:t xml:space="preserve">Victoria Beard:</w:t>
       </w:r>
@@ -694,9 +693,9 @@
       </w:r>
       <w:r>
         <w:rPr>
-          <w:b w:val="true"/>
-          <w:bCs w:val="true"/>
-          <w:color w:val="72B372"/>
+          <w:b/>
+          <w:bCs/>
+          <w:color w:val="489872"/>
         </w:rPr>
         <w:t xml:space="preserve">David de Roode:</w:t>
       </w:r>
@@ -719,9 +718,9 @@
       </w:r>
       <w:r>
         <w:rPr>
-          <w:b w:val="true"/>
-          <w:bCs w:val="true"/>
-          <w:color w:val="72B372"/>
+          <w:b/>
+          <w:bCs/>
+          <w:color w:val="489872"/>
         </w:rPr>
         <w:t xml:space="preserve">David de Roode:</w:t>
       </w:r>
@@ -744,9 +743,9 @@
       </w:r>
       <w:r>
         <w:rPr>
-          <w:b w:val="true"/>
-          <w:bCs w:val="true"/>
-          <w:color w:val="6600CC"/>
+          <w:b/>
+          <w:bCs/>
+          <w:color w:val="9C5DE1"/>
         </w:rPr>
         <w:t xml:space="preserve">Victoria Beard:</w:t>
       </w:r>
@@ -769,9 +768,9 @@
       </w:r>
       <w:r>
         <w:rPr>
-          <w:b w:val="true"/>
-          <w:bCs w:val="true"/>
-          <w:color w:val="72B372"/>
+          <w:b/>
+          <w:bCs/>
+          <w:color w:val="489872"/>
         </w:rPr>
         <w:t xml:space="preserve">David de Roode:</w:t>
       </w:r>
@@ -794,9 +793,9 @@
       </w:r>
       <w:r>
         <w:rPr>
-          <w:b w:val="true"/>
-          <w:bCs w:val="true"/>
-          <w:color w:val="72B372"/>
+          <w:b/>
+          <w:bCs/>
+          <w:color w:val="489872"/>
         </w:rPr>
         <w:t xml:space="preserve">David de Roode:</w:t>
       </w:r>
@@ -819,9 +818,9 @@
       </w:r>
       <w:r>
         <w:rPr>
-          <w:b w:val="true"/>
-          <w:bCs w:val="true"/>
-          <w:color w:val="6600CC"/>
+          <w:b/>
+          <w:bCs/>
+          <w:color w:val="9C5DE1"/>
         </w:rPr>
         <w:t xml:space="preserve">Victoria Beard:</w:t>
       </w:r>
@@ -844,9 +843,9 @@
       </w:r>
       <w:r>
         <w:rPr>
-          <w:b w:val="true"/>
-          <w:bCs w:val="true"/>
-          <w:color w:val="72B372"/>
+          <w:b/>
+          <w:bCs/>
+          <w:color w:val="489872"/>
         </w:rPr>
         <w:t xml:space="preserve">David de Roode:</w:t>
       </w:r>
@@ -869,9 +868,9 @@
       </w:r>
       <w:r>
         <w:rPr>
-          <w:b w:val="true"/>
-          <w:bCs w:val="true"/>
-          <w:color w:val="72B372"/>
+          <w:b/>
+          <w:bCs/>
+          <w:color w:val="489872"/>
         </w:rPr>
         <w:t xml:space="preserve">David de Roode:</w:t>
       </w:r>
@@ -903,9 +902,9 @@
       </w:r>
       <w:r>
         <w:rPr>
-          <w:b w:val="true"/>
-          <w:bCs w:val="true"/>
-          <w:color w:val="DE4A1D"/>
+          <w:b/>
+          <w:bCs/>
+          <w:color w:val="DC7D3E"/>
         </w:rPr>
         <w:t xml:space="preserve">Steven Anderson:</w:t>
       </w:r>
@@ -928,9 +927,9 @@
       </w:r>
       <w:r>
         <w:rPr>
-          <w:b w:val="true"/>
-          <w:bCs w:val="true"/>
-          <w:color w:val="DE4A1D"/>
+          <w:b/>
+          <w:bCs/>
+          <w:color w:val="DC7D3E"/>
         </w:rPr>
         <w:t xml:space="preserve">Steven Anderson:</w:t>
       </w:r>
@@ -953,9 +952,9 @@
       </w:r>
       <w:r>
         <w:rPr>
-          <w:b w:val="true"/>
-          <w:bCs w:val="true"/>
-          <w:color w:val="DE4A1D"/>
+          <w:b/>
+          <w:bCs/>
+          <w:color w:val="DC7D3E"/>
         </w:rPr>
         <w:t xml:space="preserve">Steven Anderson:</w:t>
       </w:r>
@@ -987,9 +986,9 @@
       </w:r>
       <w:r>
         <w:rPr>
-          <w:b w:val="true"/>
-          <w:bCs w:val="true"/>
-          <w:color w:val="DE4A1D"/>
+          <w:b/>
+          <w:bCs/>
+          <w:color w:val="DC7D3E"/>
         </w:rPr>
         <w:t xml:space="preserve">Steven Anderson:</w:t>
       </w:r>
@@ -1012,9 +1011,9 @@
       </w:r>
       <w:r>
         <w:rPr>
-          <w:b w:val="true"/>
-          <w:bCs w:val="true"/>
-          <w:color w:val="DE4A1D"/>
+          <w:b/>
+          <w:bCs/>
+          <w:color w:val="DC7D3E"/>
         </w:rPr>
         <w:t xml:space="preserve">Steven Anderson:</w:t>
       </w:r>
@@ -1037,9 +1036,9 @@
       </w:r>
       <w:r>
         <w:rPr>
-          <w:b w:val="true"/>
-          <w:bCs w:val="true"/>
-          <w:color w:val="DE4A1D"/>
+          <w:b/>
+          <w:bCs/>
+          <w:color w:val="DC7D3E"/>
         </w:rPr>
         <w:t xml:space="preserve">Steven Anderson:</w:t>
       </w:r>
@@ -1071,9 +1070,9 @@
       </w:r>
       <w:r>
         <w:rPr>
-          <w:b w:val="true"/>
-          <w:bCs w:val="true"/>
-          <w:color w:val="6600CC"/>
+          <w:b/>
+          <w:bCs/>
+          <w:color w:val="9C5DE1"/>
         </w:rPr>
         <w:t xml:space="preserve">Victoria Beard:</w:t>
       </w:r>
@@ -1096,9 +1095,9 @@
       </w:r>
       <w:r>
         <w:rPr>
-          <w:b w:val="true"/>
-          <w:bCs w:val="true"/>
-          <w:color w:val="DE4A1D"/>
+          <w:b/>
+          <w:bCs/>
+          <w:color w:val="DC7D3E"/>
         </w:rPr>
         <w:t xml:space="preserve">Steven Anderson:</w:t>
       </w:r>
@@ -1121,9 +1120,9 @@
       </w:r>
       <w:r>
         <w:rPr>
-          <w:b w:val="true"/>
-          <w:bCs w:val="true"/>
-          <w:color w:val="DE4A1D"/>
+          <w:b/>
+          <w:bCs/>
+          <w:color w:val="DC7D3E"/>
         </w:rPr>
         <w:t xml:space="preserve">Steven Anderson:</w:t>
       </w:r>
@@ -1146,9 +1145,9 @@
       </w:r>
       <w:r>
         <w:rPr>
-          <w:b w:val="true"/>
-          <w:bCs w:val="true"/>
-          <w:color w:val="DE4A1D"/>
+          <w:b/>
+          <w:bCs/>
+          <w:color w:val="DC7D3E"/>
         </w:rPr>
         <w:t xml:space="preserve">Steven Anderson:</w:t>
       </w:r>
@@ -1171,9 +1170,9 @@
       </w:r>
       <w:r>
         <w:rPr>
-          <w:b w:val="true"/>
-          <w:bCs w:val="true"/>
-          <w:color w:val="DE4A1D"/>
+          <w:b/>
+          <w:bCs/>
+          <w:color w:val="DC7D3E"/>
         </w:rPr>
         <w:t xml:space="preserve">Steven Anderson:</w:t>
       </w:r>
@@ -1205,9 +1204,9 @@
       </w:r>
       <w:r>
         <w:rPr>
-          <w:b w:val="true"/>
-          <w:bCs w:val="true"/>
-          <w:color w:val="72B372"/>
+          <w:b/>
+          <w:bCs/>
+          <w:color w:val="489872"/>
         </w:rPr>
         <w:t xml:space="preserve">David de Roode:</w:t>
       </w:r>
@@ -1230,9 +1229,9 @@
       </w:r>
       <w:r>
         <w:rPr>
-          <w:b w:val="true"/>
-          <w:bCs w:val="true"/>
-          <w:color w:val="72B372"/>
+          <w:b/>
+          <w:bCs/>
+          <w:color w:val="489872"/>
         </w:rPr>
         <w:t xml:space="preserve">David de Roode:</w:t>
       </w:r>
@@ -1255,9 +1254,9 @@
       </w:r>
       <w:r>
         <w:rPr>
-          <w:b w:val="true"/>
-          <w:bCs w:val="true"/>
-          <w:color w:val="DE4A1D"/>
+          <w:b/>
+          <w:bCs/>
+          <w:color w:val="DC7D3E"/>
         </w:rPr>
         <w:t xml:space="preserve">Steven Anderson:</w:t>
       </w:r>
@@ -1280,9 +1279,9 @@
       </w:r>
       <w:r>
         <w:rPr>
-          <w:b w:val="true"/>
-          <w:bCs w:val="true"/>
-          <w:color w:val="DE4A1D"/>
+          <w:b/>
+          <w:bCs/>
+          <w:color w:val="DC7D3E"/>
         </w:rPr>
         <w:t xml:space="preserve">Steven Anderson:</w:t>
       </w:r>
@@ -1305,9 +1304,9 @@
       </w:r>
       <w:r>
         <w:rPr>
-          <w:b w:val="true"/>
-          <w:bCs w:val="true"/>
-          <w:color w:val="72B372"/>
+          <w:b/>
+          <w:bCs/>
+          <w:color w:val="489872"/>
         </w:rPr>
         <w:t xml:space="preserve">David de Roode:</w:t>
       </w:r>
@@ -1330,9 +1329,9 @@
       </w:r>
       <w:r>
         <w:rPr>
-          <w:b w:val="true"/>
-          <w:bCs w:val="true"/>
-          <w:color w:val="72B372"/>
+          <w:b/>
+          <w:bCs/>
+          <w:color w:val="489872"/>
         </w:rPr>
         <w:t xml:space="preserve">David de Roode:</w:t>
       </w:r>
@@ -1355,9 +1354,9 @@
       </w:r>
       <w:r>
         <w:rPr>
-          <w:b w:val="true"/>
-          <w:bCs w:val="true"/>
-          <w:color w:val="DE4A1D"/>
+          <w:b/>
+          <w:bCs/>
+          <w:color w:val="DC7D3E"/>
         </w:rPr>
         <w:t xml:space="preserve">Steven Anderson:</w:t>
       </w:r>
@@ -1389,9 +1388,9 @@
       </w:r>
       <w:r>
         <w:rPr>
-          <w:b w:val="true"/>
-          <w:bCs w:val="true"/>
-          <w:color w:val="DE4A1D"/>
+          <w:b/>
+          <w:bCs/>
+          <w:color w:val="DC7D3E"/>
         </w:rPr>
         <w:t xml:space="preserve">Steven Anderson:</w:t>
       </w:r>
@@ -1414,9 +1413,9 @@
       </w:r>
       <w:r>
         <w:rPr>
-          <w:b w:val="true"/>
-          <w:bCs w:val="true"/>
-          <w:color w:val="DE4A1D"/>
+          <w:b/>
+          <w:bCs/>
+          <w:color w:val="DC7D3E"/>
         </w:rPr>
         <w:t xml:space="preserve">Steven Anderson:</w:t>
       </w:r>
@@ -1439,9 +1438,9 @@
       </w:r>
       <w:r>
         <w:rPr>
-          <w:b w:val="true"/>
-          <w:bCs w:val="true"/>
-          <w:color w:val="DE4A1D"/>
+          <w:b/>
+          <w:bCs/>
+          <w:color w:val="DC7D3E"/>
         </w:rPr>
         <w:t xml:space="preserve">Steven Anderson:</w:t>
       </w:r>
@@ -1473,9 +1472,9 @@
       </w:r>
       <w:r>
         <w:rPr>
-          <w:b w:val="true"/>
-          <w:bCs w:val="true"/>
-          <w:color w:val="DE4A1D"/>
+          <w:b/>
+          <w:bCs/>
+          <w:color w:val="DC7D3E"/>
         </w:rPr>
         <w:t xml:space="preserve">Steven Anderson:</w:t>
       </w:r>
@@ -1498,9 +1497,9 @@
       </w:r>
       <w:r>
         <w:rPr>
-          <w:b w:val="true"/>
-          <w:bCs w:val="true"/>
-          <w:color w:val="DE4A1D"/>
+          <w:b/>
+          <w:bCs/>
+          <w:color w:val="DC7D3E"/>
         </w:rPr>
         <w:t xml:space="preserve">Steven Anderson:</w:t>
       </w:r>
@@ -1523,9 +1522,9 @@
       </w:r>
       <w:r>
         <w:rPr>
-          <w:b w:val="true"/>
-          <w:bCs w:val="true"/>
-          <w:color w:val="6600CC"/>
+          <w:b/>
+          <w:bCs/>
+          <w:color w:val="9C5DE1"/>
         </w:rPr>
         <w:t xml:space="preserve">Victoria Beard:</w:t>
       </w:r>
@@ -1548,9 +1547,9 @@
       </w:r>
       <w:r>
         <w:rPr>
-          <w:b w:val="true"/>
-          <w:bCs w:val="true"/>
-          <w:color w:val="DE4A1D"/>
+          <w:b/>
+          <w:bCs/>
+          <w:color w:val="DC7D3E"/>
         </w:rPr>
         <w:t xml:space="preserve">Steven Anderson:</w:t>
       </w:r>
@@ -1573,9 +1572,9 @@
       </w:r>
       <w:r>
         <w:rPr>
-          <w:b w:val="true"/>
-          <w:bCs w:val="true"/>
-          <w:color w:val="DE4A1D"/>
+          <w:b/>
+          <w:bCs/>
+          <w:color w:val="DC7D3E"/>
         </w:rPr>
         <w:t xml:space="preserve">Steven Anderson:</w:t>
       </w:r>
@@ -1607,9 +1606,9 @@
       </w:r>
       <w:r>
         <w:rPr>
-          <w:b w:val="true"/>
-          <w:bCs w:val="true"/>
-          <w:color w:val="DE4A1D"/>
+          <w:b/>
+          <w:bCs/>
+          <w:color w:val="DC7D3E"/>
         </w:rPr>
         <w:t xml:space="preserve">Steven Anderson:</w:t>
       </w:r>
@@ -1632,9 +1631,9 @@
       </w:r>
       <w:r>
         <w:rPr>
-          <w:b w:val="true"/>
-          <w:bCs w:val="true"/>
-          <w:color w:val="DE4A1D"/>
+          <w:b/>
+          <w:bCs/>
+          <w:color w:val="DC7D3E"/>
         </w:rPr>
         <w:t xml:space="preserve">Steven Anderson:</w:t>
       </w:r>
@@ -1666,9 +1665,9 @@
       </w:r>
       <w:r>
         <w:rPr>
-          <w:b w:val="true"/>
-          <w:bCs w:val="true"/>
-          <w:color w:val="DE4A1D"/>
+          <w:b/>
+          <w:bCs/>
+          <w:color w:val="DC7D3E"/>
         </w:rPr>
         <w:t xml:space="preserve">Steven Anderson:</w:t>
       </w:r>
@@ -1691,9 +1690,9 @@
       </w:r>
       <w:r>
         <w:rPr>
-          <w:b w:val="true"/>
-          <w:bCs w:val="true"/>
-          <w:color w:val="DE4A1D"/>
+          <w:b/>
+          <w:bCs/>
+          <w:color w:val="DC7D3E"/>
         </w:rPr>
         <w:t xml:space="preserve">Steven Anderson:</w:t>
       </w:r>
@@ -1716,9 +1715,9 @@
       </w:r>
       <w:r>
         <w:rPr>
-          <w:b w:val="true"/>
-          <w:bCs w:val="true"/>
-          <w:color w:val="72B372"/>
+          <w:b/>
+          <w:bCs/>
+          <w:color w:val="489872"/>
         </w:rPr>
         <w:t xml:space="preserve">David de Roode:</w:t>
       </w:r>
@@ -1741,9 +1740,9 @@
       </w:r>
       <w:r>
         <w:rPr>
-          <w:b w:val="true"/>
-          <w:bCs w:val="true"/>
-          <w:color w:val="72B372"/>
+          <w:b/>
+          <w:bCs/>
+          <w:color w:val="489872"/>
         </w:rPr>
         <w:t xml:space="preserve">David de Roode:</w:t>
       </w:r>
@@ -1766,9 +1765,9 @@
       </w:r>
       <w:r>
         <w:rPr>
-          <w:b w:val="true"/>
-          <w:bCs w:val="true"/>
-          <w:color w:val="DE4A1D"/>
+          <w:b/>
+          <w:bCs/>
+          <w:color w:val="DC7D3E"/>
         </w:rPr>
         <w:t xml:space="preserve">Steven Anderson:</w:t>
       </w:r>
@@ -1800,9 +1799,9 @@
       </w:r>
       <w:r>
         <w:rPr>
-          <w:b w:val="true"/>
-          <w:bCs w:val="true"/>
-          <w:color w:val="DE4A1D"/>
+          <w:b/>
+          <w:bCs/>
+          <w:color w:val="DC7D3E"/>
         </w:rPr>
         <w:t xml:space="preserve">Steven Anderson:</w:t>
       </w:r>
@@ -1825,9 +1824,9 @@
       </w:r>
       <w:r>
         <w:rPr>
-          <w:b w:val="true"/>
-          <w:bCs w:val="true"/>
-          <w:color w:val="DE4A1D"/>
+          <w:b/>
+          <w:bCs/>
+          <w:color w:val="DC7D3E"/>
         </w:rPr>
         <w:t xml:space="preserve">Steven Anderson:</w:t>
       </w:r>
@@ -1850,9 +1849,9 @@
       </w:r>
       <w:r>
         <w:rPr>
-          <w:b w:val="true"/>
-          <w:bCs w:val="true"/>
-          <w:color w:val="6600CC"/>
+          <w:b/>
+          <w:bCs/>
+          <w:color w:val="9C5DE1"/>
         </w:rPr>
         <w:t xml:space="preserve">Victoria Beard:</w:t>
       </w:r>
@@ -1875,9 +1874,9 @@
       </w:r>
       <w:r>
         <w:rPr>
-          <w:b w:val="true"/>
-          <w:bCs w:val="true"/>
-          <w:color w:val="DE4A1D"/>
+          <w:b/>
+          <w:bCs/>
+          <w:color w:val="DC7D3E"/>
         </w:rPr>
         <w:t xml:space="preserve">Steven Anderson:</w:t>
       </w:r>
@@ -1900,9 +1899,9 @@
       </w:r>
       <w:r>
         <w:rPr>
-          <w:b w:val="true"/>
-          <w:bCs w:val="true"/>
-          <w:color w:val="DE4A1D"/>
+          <w:b/>
+          <w:bCs/>
+          <w:color w:val="DC7D3E"/>
         </w:rPr>
         <w:t xml:space="preserve">Steven Anderson:</w:t>
       </w:r>
@@ -1934,9 +1933,9 @@
       </w:r>
       <w:r>
         <w:rPr>
-          <w:b w:val="true"/>
-          <w:bCs w:val="true"/>
-          <w:color w:val="DE4A1D"/>
+          <w:b/>
+          <w:bCs/>
+          <w:color w:val="DC7D3E"/>
         </w:rPr>
         <w:t xml:space="preserve">Steven Anderson:</w:t>
       </w:r>
@@ -1959,9 +1958,9 @@
       </w:r>
       <w:r>
         <w:rPr>
-          <w:b w:val="true"/>
-          <w:bCs w:val="true"/>
-          <w:color w:val="DE4A1D"/>
+          <w:b/>
+          <w:bCs/>
+          <w:color w:val="DC7D3E"/>
         </w:rPr>
         <w:t xml:space="preserve">Steven Anderson:</w:t>
       </w:r>
@@ -1984,9 +1983,9 @@
       </w:r>
       <w:r>
         <w:rPr>
-          <w:b w:val="true"/>
-          <w:bCs w:val="true"/>
-          <w:color w:val="DE4A1D"/>
+          <w:b/>
+          <w:bCs/>
+          <w:color w:val="DC7D3E"/>
         </w:rPr>
         <w:t xml:space="preserve">Steven Anderson:</w:t>
       </w:r>
@@ -2018,9 +2017,9 @@
       </w:r>
       <w:r>
         <w:rPr>
-          <w:b w:val="true"/>
-          <w:bCs w:val="true"/>
-          <w:color w:val="DE4A1D"/>
+          <w:b/>
+          <w:bCs/>
+          <w:color w:val="DC7D3E"/>
         </w:rPr>
         <w:t xml:space="preserve">Steven Anderson:</w:t>
       </w:r>
@@ -2043,9 +2042,9 @@
       </w:r>
       <w:r>
         <w:rPr>
-          <w:b w:val="true"/>
-          <w:bCs w:val="true"/>
-          <w:color w:val="72B372"/>
+          <w:b/>
+          <w:bCs/>
+          <w:color w:val="489872"/>
         </w:rPr>
         <w:t xml:space="preserve">David de Roode:</w:t>
       </w:r>
@@ -2068,9 +2067,9 @@
       </w:r>
       <w:r>
         <w:rPr>
-          <w:b w:val="true"/>
-          <w:bCs w:val="true"/>
-          <w:color w:val="72B372"/>
+          <w:b/>
+          <w:bCs/>
+          <w:color w:val="489872"/>
         </w:rPr>
         <w:t xml:space="preserve">David de Roode:</w:t>
       </w:r>
@@ -2093,9 +2092,9 @@
       </w:r>
       <w:r>
         <w:rPr>
-          <w:b w:val="true"/>
-          <w:bCs w:val="true"/>
-          <w:color w:val="72B372"/>
+          <w:b/>
+          <w:bCs/>
+          <w:color w:val="489872"/>
         </w:rPr>
         <w:t xml:space="preserve">David de Roode:</w:t>
       </w:r>
@@ -2127,9 +2126,9 @@
       </w:r>
       <w:r>
         <w:rPr>
-          <w:b w:val="true"/>
-          <w:bCs w:val="true"/>
-          <w:color w:val="72B372"/>
+          <w:b/>
+          <w:bCs/>
+          <w:color w:val="489872"/>
         </w:rPr>
         <w:t xml:space="preserve">David de Roode:</w:t>
       </w:r>
@@ -2152,9 +2151,9 @@
       </w:r>
       <w:r>
         <w:rPr>
-          <w:b w:val="true"/>
-          <w:bCs w:val="true"/>
-          <w:color w:val="72B372"/>
+          <w:b/>
+          <w:bCs/>
+          <w:color w:val="489872"/>
         </w:rPr>
         <w:t xml:space="preserve">David de Roode:</w:t>
       </w:r>
@@ -2186,9 +2185,9 @@
       </w:r>
       <w:r>
         <w:rPr>
-          <w:b w:val="true"/>
-          <w:bCs w:val="true"/>
-          <w:color w:val="72B372"/>
+          <w:b/>
+          <w:bCs/>
+          <w:color w:val="489872"/>
         </w:rPr>
         <w:t xml:space="preserve">David de Roode:</w:t>
       </w:r>
@@ -2211,9 +2210,9 @@
       </w:r>
       <w:r>
         <w:rPr>
-          <w:b w:val="true"/>
-          <w:bCs w:val="true"/>
-          <w:color w:val="DE4A1D"/>
+          <w:b/>
+          <w:bCs/>
+          <w:color w:val="DC7D3E"/>
         </w:rPr>
         <w:t xml:space="preserve">Steven Anderson:</w:t>
       </w:r>
@@ -2236,9 +2235,9 @@
       </w:r>
       <w:r>
         <w:rPr>
-          <w:b w:val="true"/>
-          <w:bCs w:val="true"/>
-          <w:color w:val="DE4A1D"/>
+          <w:b/>
+          <w:bCs/>
+          <w:color w:val="DC7D3E"/>
         </w:rPr>
         <w:t xml:space="preserve">Steven Anderson:</w:t>
       </w:r>
@@ -2261,9 +2260,9 @@
       </w:r>
       <w:r>
         <w:rPr>
-          <w:b w:val="true"/>
-          <w:bCs w:val="true"/>
-          <w:color w:val="DE4A1D"/>
+          <w:b/>
+          <w:bCs/>
+          <w:color w:val="DC7D3E"/>
         </w:rPr>
         <w:t xml:space="preserve">Steven Anderson:</w:t>
       </w:r>
@@ -2295,9 +2294,9 @@
       </w:r>
       <w:r>
         <w:rPr>
-          <w:b w:val="true"/>
-          <w:bCs w:val="true"/>
-          <w:color w:val="DE4A1D"/>
+          <w:b/>
+          <w:bCs/>
+          <w:color w:val="DC7D3E"/>
         </w:rPr>
         <w:t xml:space="preserve">Steven Anderson:</w:t>
       </w:r>
@@ -2320,9 +2319,9 @@
       </w:r>
       <w:r>
         <w:rPr>
-          <w:b w:val="true"/>
-          <w:bCs w:val="true"/>
-          <w:color w:val="DE4A1D"/>
+          <w:b/>
+          <w:bCs/>
+          <w:color w:val="DC7D3E"/>
         </w:rPr>
         <w:t xml:space="preserve">Steven Anderson:</w:t>
       </w:r>
@@ -2345,9 +2344,9 @@
       </w:r>
       <w:r>
         <w:rPr>
-          <w:b w:val="true"/>
-          <w:bCs w:val="true"/>
-          <w:color w:val="72B372"/>
+          <w:b/>
+          <w:bCs/>
+          <w:color w:val="489872"/>
         </w:rPr>
         <w:t xml:space="preserve">David de Roode:</w:t>
       </w:r>
@@ -2379,9 +2378,9 @@
       </w:r>
       <w:r>
         <w:rPr>
-          <w:b w:val="true"/>
-          <w:bCs w:val="true"/>
-          <w:color w:val="6600CC"/>
+          <w:b/>
+          <w:bCs/>
+          <w:color w:val="9C5DE1"/>
         </w:rPr>
         <w:t xml:space="preserve">Victoria Beard:</w:t>
       </w:r>
@@ -2404,9 +2403,9 @@
       </w:r>
       <w:r>
         <w:rPr>
-          <w:b w:val="true"/>
-          <w:bCs w:val="true"/>
-          <w:color w:val="DE4A1D"/>
+          <w:b/>
+          <w:bCs/>
+          <w:color w:val="DC7D3E"/>
         </w:rPr>
         <w:t xml:space="preserve">Steven Anderson:</w:t>
       </w:r>
@@ -2429,9 +2428,9 @@
       </w:r>
       <w:r>
         <w:rPr>
-          <w:b w:val="true"/>
-          <w:bCs w:val="true"/>
-          <w:color w:val="DE4A1D"/>
+          <w:b/>
+          <w:bCs/>
+          <w:color w:val="DC7D3E"/>
         </w:rPr>
         <w:t xml:space="preserve">Steven Anderson:</w:t>
       </w:r>
@@ -2454,9 +2453,9 @@
       </w:r>
       <w:r>
         <w:rPr>
-          <w:b w:val="true"/>
-          <w:bCs w:val="true"/>
-          <w:color w:val="DE4A1D"/>
+          <w:b/>
+          <w:bCs/>
+          <w:color w:val="DC7D3E"/>
         </w:rPr>
         <w:t xml:space="preserve">Steven Anderson:</w:t>
       </w:r>
@@ -2488,9 +2487,9 @@
       </w:r>
       <w:r>
         <w:rPr>
-          <w:b w:val="true"/>
-          <w:bCs w:val="true"/>
-          <w:color w:val="DE4A1D"/>
+          <w:b/>
+          <w:bCs/>
+          <w:color w:val="DC7D3E"/>
         </w:rPr>
         <w:t xml:space="preserve">Steven Anderson:</w:t>
       </w:r>
@@ -2513,9 +2512,9 @@
       </w:r>
       <w:r>
         <w:rPr>
-          <w:b w:val="true"/>
-          <w:bCs w:val="true"/>
-          <w:color w:val="DE4A1D"/>
+          <w:b/>
+          <w:bCs/>
+          <w:color w:val="DC7D3E"/>
         </w:rPr>
         <w:t xml:space="preserve">Steven Anderson:</w:t>
       </w:r>
@@ -2547,9 +2546,9 @@
       </w:r>
       <w:r>
         <w:rPr>
-          <w:b w:val="true"/>
-          <w:bCs w:val="true"/>
-          <w:color w:val="DE4A1D"/>
+          <w:b/>
+          <w:bCs/>
+          <w:color w:val="DC7D3E"/>
         </w:rPr>
         <w:t xml:space="preserve">Steven Anderson:</w:t>
       </w:r>
@@ -2572,9 +2571,9 @@
       </w:r>
       <w:r>
         <w:rPr>
-          <w:b w:val="true"/>
-          <w:bCs w:val="true"/>
-          <w:color w:val="DE4A1D"/>
+          <w:b/>
+          <w:bCs/>
+          <w:color w:val="DC7D3E"/>
         </w:rPr>
         <w:t xml:space="preserve">Steven Anderson:</w:t>
       </w:r>
@@ -2597,9 +2596,9 @@
       </w:r>
       <w:r>
         <w:rPr>
-          <w:b w:val="true"/>
-          <w:bCs w:val="true"/>
-          <w:color w:val="DE4A1D"/>
+          <w:b/>
+          <w:bCs/>
+          <w:color w:val="DC7D3E"/>
         </w:rPr>
         <w:t xml:space="preserve">Steven Anderson:</w:t>
       </w:r>
@@ -2631,9 +2630,9 @@
       </w:r>
       <w:r>
         <w:rPr>
-          <w:b w:val="true"/>
-          <w:bCs w:val="true"/>
-          <w:color w:val="DE4A1D"/>
+          <w:b/>
+          <w:bCs/>
+          <w:color w:val="DC7D3E"/>
         </w:rPr>
         <w:t xml:space="preserve">Steven Anderson:</w:t>
       </w:r>
@@ -2656,9 +2655,9 @@
       </w:r>
       <w:r>
         <w:rPr>
-          <w:b w:val="true"/>
-          <w:bCs w:val="true"/>
-          <w:color w:val="72B372"/>
+          <w:b/>
+          <w:bCs/>
+          <w:color w:val="489872"/>
         </w:rPr>
         <w:t xml:space="preserve">David de Roode:</w:t>
       </w:r>
@@ -2681,9 +2680,9 @@
       </w:r>
       <w:r>
         <w:rPr>
-          <w:b w:val="true"/>
-          <w:bCs w:val="true"/>
-          <w:color w:val="72B372"/>
+          <w:b/>
+          <w:bCs/>
+          <w:color w:val="489872"/>
         </w:rPr>
         <w:t xml:space="preserve">David de Roode:</w:t>
       </w:r>
@@ -2715,9 +2714,9 @@
       </w:r>
       <w:r>
         <w:rPr>
-          <w:b w:val="true"/>
-          <w:bCs w:val="true"/>
-          <w:color w:val="DE4A1D"/>
+          <w:b/>
+          <w:bCs/>
+          <w:color w:val="DC7D3E"/>
         </w:rPr>
         <w:t xml:space="preserve">Steven Anderson:</w:t>
       </w:r>
@@ -2740,9 +2739,9 @@
       </w:r>
       <w:r>
         <w:rPr>
-          <w:b w:val="true"/>
-          <w:bCs w:val="true"/>
-          <w:color w:val="DE4A1D"/>
+          <w:b/>
+          <w:bCs/>
+          <w:color w:val="DC7D3E"/>
         </w:rPr>
         <w:t xml:space="preserve">Steven Anderson:</w:t>
       </w:r>
@@ -2765,9 +2764,9 @@
       </w:r>
       <w:r>
         <w:rPr>
-          <w:b w:val="true"/>
-          <w:bCs w:val="true"/>
-          <w:color w:val="DE4A1D"/>
+          <w:b/>
+          <w:bCs/>
+          <w:color w:val="DC7D3E"/>
         </w:rPr>
         <w:t xml:space="preserve">Steven Anderson:</w:t>
       </w:r>
@@ -2790,9 +2789,9 @@
       </w:r>
       <w:r>
         <w:rPr>
-          <w:b w:val="true"/>
-          <w:bCs w:val="true"/>
-          <w:color w:val="DE4A1D"/>
+          <w:b/>
+          <w:bCs/>
+          <w:color w:val="DC7D3E"/>
         </w:rPr>
         <w:t xml:space="preserve">Steven Anderson:</w:t>
       </w:r>
@@ -2824,9 +2823,9 @@
       </w:r>
       <w:r>
         <w:rPr>
-          <w:b w:val="true"/>
-          <w:bCs w:val="true"/>
-          <w:color w:val="DE4A1D"/>
+          <w:b/>
+          <w:bCs/>
+          <w:color w:val="DC7D3E"/>
         </w:rPr>
         <w:t xml:space="preserve">Steven Anderson:</w:t>
       </w:r>
@@ -2849,9 +2848,9 @@
       </w:r>
       <w:r>
         <w:rPr>
-          <w:b w:val="true"/>
-          <w:bCs w:val="true"/>
-          <w:color w:val="DE4A1D"/>
+          <w:b/>
+          <w:bCs/>
+          <w:color w:val="DC7D3E"/>
         </w:rPr>
         <w:t xml:space="preserve">Steven Anderson:</w:t>
       </w:r>
@@ -2874,9 +2873,9 @@
       </w:r>
       <w:r>
         <w:rPr>
-          <w:b w:val="true"/>
-          <w:bCs w:val="true"/>
-          <w:color w:val="DE4A1D"/>
+          <w:b/>
+          <w:bCs/>
+          <w:color w:val="DC7D3E"/>
         </w:rPr>
         <w:t xml:space="preserve">Steven Anderson:</w:t>
       </w:r>
@@ -2908,9 +2907,9 @@
       </w:r>
       <w:r>
         <w:rPr>
-          <w:b w:val="true"/>
-          <w:bCs w:val="true"/>
-          <w:color w:val="DE4A1D"/>
+          <w:b/>
+          <w:bCs/>
+          <w:color w:val="DC7D3E"/>
         </w:rPr>
         <w:t xml:space="preserve">Steven Anderson:</w:t>
       </w:r>
@@ -2933,9 +2932,9 @@
       </w:r>
       <w:r>
         <w:rPr>
-          <w:b w:val="true"/>
-          <w:bCs w:val="true"/>
-          <w:color w:val="72B372"/>
+          <w:b/>
+          <w:bCs/>
+          <w:color w:val="489872"/>
         </w:rPr>
         <w:t xml:space="preserve">David de Roode:</w:t>
       </w:r>
@@ -2958,9 +2957,9 @@
       </w:r>
       <w:r>
         <w:rPr>
-          <w:b w:val="true"/>
-          <w:bCs w:val="true"/>
-          <w:color w:val="72B372"/>
+          <w:b/>
+          <w:bCs/>
+          <w:color w:val="489872"/>
         </w:rPr>
         <w:t xml:space="preserve">David de Roode:</w:t>
       </w:r>
@@ -2983,9 +2982,9 @@
       </w:r>
       <w:r>
         <w:rPr>
-          <w:b w:val="true"/>
-          <w:bCs w:val="true"/>
-          <w:color w:val="DE4A1D"/>
+          <w:b/>
+          <w:bCs/>
+          <w:color w:val="DC7D3E"/>
         </w:rPr>
         <w:t xml:space="preserve">Steven Anderson:</w:t>
       </w:r>
@@ -3008,9 +3007,9 @@
       </w:r>
       <w:r>
         <w:rPr>
-          <w:b w:val="true"/>
-          <w:bCs w:val="true"/>
-          <w:color w:val="DE4A1D"/>
+          <w:b/>
+          <w:bCs/>
+          <w:color w:val="DC7D3E"/>
         </w:rPr>
         <w:t xml:space="preserve">Steven Anderson:</w:t>
       </w:r>
@@ -3042,9 +3041,9 @@
       </w:r>
       <w:r>
         <w:rPr>
-          <w:b w:val="true"/>
-          <w:bCs w:val="true"/>
-          <w:color w:val="DE4A1D"/>
+          <w:b/>
+          <w:bCs/>
+          <w:color w:val="DC7D3E"/>
         </w:rPr>
         <w:t xml:space="preserve">Steven Anderson:</w:t>
       </w:r>
@@ -3067,9 +3066,9 @@
       </w:r>
       <w:r>
         <w:rPr>
-          <w:b w:val="true"/>
-          <w:bCs w:val="true"/>
-          <w:color w:val="DE4A1D"/>
+          <w:b/>
+          <w:bCs/>
+          <w:color w:val="DC7D3E"/>
         </w:rPr>
         <w:t xml:space="preserve">Steven Anderson:</w:t>
       </w:r>
@@ -3092,9 +3091,9 @@
       </w:r>
       <w:r>
         <w:rPr>
-          <w:b w:val="true"/>
-          <w:bCs w:val="true"/>
-          <w:color w:val="6600CC"/>
+          <w:b/>
+          <w:bCs/>
+          <w:color w:val="9C5DE1"/>
         </w:rPr>
         <w:t xml:space="preserve">Victoria Beard:</w:t>
       </w:r>
@@ -3117,9 +3116,9 @@
       </w:r>
       <w:r>
         <w:rPr>
-          <w:b w:val="true"/>
-          <w:bCs w:val="true"/>
-          <w:color w:val="DE4A1D"/>
+          <w:b/>
+          <w:bCs/>
+          <w:color w:val="DC7D3E"/>
         </w:rPr>
         <w:t xml:space="preserve">Steven Anderson:</w:t>
       </w:r>
@@ -3142,9 +3141,9 @@
       </w:r>
       <w:r>
         <w:rPr>
-          <w:b w:val="true"/>
-          <w:bCs w:val="true"/>
-          <w:color w:val="DE4A1D"/>
+          <w:b/>
+          <w:bCs/>
+          <w:color w:val="DC7D3E"/>
         </w:rPr>
         <w:t xml:space="preserve">Steven Anderson:</w:t>
       </w:r>
@@ -3176,9 +3175,9 @@
       </w:r>
       <w:r>
         <w:rPr>
-          <w:b w:val="true"/>
-          <w:bCs w:val="true"/>
-          <w:color w:val="DE4A1D"/>
+          <w:b/>
+          <w:bCs/>
+          <w:color w:val="DC7D3E"/>
         </w:rPr>
         <w:t xml:space="preserve">Steven Anderson:</w:t>
       </w:r>
@@ -3201,9 +3200,9 @@
       </w:r>
       <w:r>
         <w:rPr>
-          <w:b w:val="true"/>
-          <w:bCs w:val="true"/>
-          <w:color w:val="DE4A1D"/>
+          <w:b/>
+          <w:bCs/>
+          <w:color w:val="DC7D3E"/>
         </w:rPr>
         <w:t xml:space="preserve">Steven Anderson:</w:t>
       </w:r>
@@ -3226,9 +3225,9 @@
       </w:r>
       <w:r>
         <w:rPr>
-          <w:b w:val="true"/>
-          <w:bCs w:val="true"/>
-          <w:color w:val="72B372"/>
+          <w:b/>
+          <w:bCs/>
+          <w:color w:val="489872"/>
         </w:rPr>
         <w:t xml:space="preserve">David de Roode:</w:t>
       </w:r>
@@ -3260,9 +3259,9 @@
       </w:r>
       <w:r>
         <w:rPr>
-          <w:b w:val="true"/>
-          <w:bCs w:val="true"/>
-          <w:color w:val="DE4A1D"/>
+          <w:b/>
+          <w:bCs/>
+          <w:color w:val="DC7D3E"/>
         </w:rPr>
         <w:t xml:space="preserve">Steven Anderson:</w:t>
       </w:r>
@@ -3285,9 +3284,9 @@
       </w:r>
       <w:r>
         <w:rPr>
-          <w:b w:val="true"/>
-          <w:bCs w:val="true"/>
-          <w:color w:val="DE4A1D"/>
+          <w:b/>
+          <w:bCs/>
+          <w:color w:val="DC7D3E"/>
         </w:rPr>
         <w:t xml:space="preserve">Steven Anderson:</w:t>
       </w:r>
@@ -3310,9 +3309,9 @@
       </w:r>
       <w:r>
         <w:rPr>
-          <w:b w:val="true"/>
-          <w:bCs w:val="true"/>
-          <w:color w:val="DE4A1D"/>
+          <w:b/>
+          <w:bCs/>
+          <w:color w:val="DC7D3E"/>
         </w:rPr>
         <w:t xml:space="preserve">Steven Anderson:</w:t>
       </w:r>
@@ -3344,9 +3343,9 @@
       </w:r>
       <w:r>
         <w:rPr>
-          <w:b w:val="true"/>
-          <w:bCs w:val="true"/>
-          <w:color w:val="DE4A1D"/>
+          <w:b/>
+          <w:bCs/>
+          <w:color w:val="DC7D3E"/>
         </w:rPr>
         <w:t xml:space="preserve">Steven Anderson:</w:t>
       </w:r>
@@ -3369,9 +3368,9 @@
       </w:r>
       <w:r>
         <w:rPr>
-          <w:b w:val="true"/>
-          <w:bCs w:val="true"/>
-          <w:color w:val="DE4A1D"/>
+          <w:b/>
+          <w:bCs/>
+          <w:color w:val="DC7D3E"/>
         </w:rPr>
         <w:t xml:space="preserve">Steven Anderson:</w:t>
       </w:r>
@@ -3394,9 +3393,9 @@
       </w:r>
       <w:r>
         <w:rPr>
-          <w:b w:val="true"/>
-          <w:bCs w:val="true"/>
-          <w:color w:val="DE4A1D"/>
+          <w:b/>
+          <w:bCs/>
+          <w:color w:val="DC7D3E"/>
         </w:rPr>
         <w:t xml:space="preserve">Steven Anderson:</w:t>
       </w:r>
@@ -3428,9 +3427,9 @@
       </w:r>
       <w:r>
         <w:rPr>
-          <w:b w:val="true"/>
-          <w:bCs w:val="true"/>
-          <w:color w:val="72B372"/>
+          <w:b/>
+          <w:bCs/>
+          <w:color w:val="489872"/>
         </w:rPr>
         <w:t xml:space="preserve">David de Roode:</w:t>
       </w:r>
@@ -3453,9 +3452,9 @@
       </w:r>
       <w:r>
         <w:rPr>
-          <w:b w:val="true"/>
-          <w:bCs w:val="true"/>
-          <w:color w:val="6600CC"/>
+          <w:b/>
+          <w:bCs/>
+          <w:color w:val="9C5DE1"/>
         </w:rPr>
         <w:t xml:space="preserve">Victoria Beard:</w:t>
       </w:r>
@@ -3478,9 +3477,9 @@
       </w:r>
       <w:r>
         <w:rPr>
-          <w:b w:val="true"/>
-          <w:bCs w:val="true"/>
-          <w:color w:val="72B372"/>
+          <w:b/>
+          <w:bCs/>
+          <w:color w:val="489872"/>
         </w:rPr>
         <w:t xml:space="preserve">David de Roode:</w:t>
       </w:r>
@@ -3503,9 +3502,9 @@
       </w:r>
       <w:r>
         <w:rPr>
-          <w:b w:val="true"/>
-          <w:bCs w:val="true"/>
-          <w:color w:val="72B372"/>
+          <w:b/>
+          <w:bCs/>
+          <w:color w:val="489872"/>
         </w:rPr>
         <w:t xml:space="preserve">David de Roode:</w:t>
       </w:r>
@@ -3537,9 +3536,9 @@
       </w:r>
       <w:r>
         <w:rPr>
-          <w:b w:val="true"/>
-          <w:bCs w:val="true"/>
-          <w:color w:val="72B372"/>
+          <w:b/>
+          <w:bCs/>
+          <w:color w:val="489872"/>
         </w:rPr>
         <w:t xml:space="preserve">David de Roode:</w:t>
       </w:r>
@@ -3562,9 +3561,9 @@
       </w:r>
       <w:r>
         <w:rPr>
-          <w:b w:val="true"/>
-          <w:bCs w:val="true"/>
-          <w:color w:val="72B372"/>
+          <w:b/>
+          <w:bCs/>
+          <w:color w:val="489872"/>
         </w:rPr>
         <w:t xml:space="preserve">David de Roode:</w:t>
       </w:r>
@@ -3587,9 +3586,9 @@
       </w:r>
       <w:r>
         <w:rPr>
-          <w:b w:val="true"/>
-          <w:bCs w:val="true"/>
-          <w:color w:val="72B372"/>
+          <w:b/>
+          <w:bCs/>
+          <w:color w:val="489872"/>
         </w:rPr>
         <w:t xml:space="preserve">David de Roode:</w:t>
       </w:r>
@@ -3621,9 +3620,9 @@
       </w:r>
       <w:r>
         <w:rPr>
-          <w:b w:val="true"/>
-          <w:bCs w:val="true"/>
-          <w:color w:val="DE4A1D"/>
+          <w:b/>
+          <w:bCs/>
+          <w:color w:val="DC7D3E"/>
         </w:rPr>
         <w:t xml:space="preserve">Steven Anderson:</w:t>
       </w:r>
@@ -3646,9 +3645,9 @@
       </w:r>
       <w:r>
         <w:rPr>
-          <w:b w:val="true"/>
-          <w:bCs w:val="true"/>
-          <w:color w:val="DE4A1D"/>
+          <w:b/>
+          <w:bCs/>
+          <w:color w:val="DC7D3E"/>
         </w:rPr>
         <w:t xml:space="preserve">Steven Anderson:</w:t>
       </w:r>
@@ -3671,9 +3670,9 @@
       </w:r>
       <w:r>
         <w:rPr>
-          <w:b w:val="true"/>
-          <w:bCs w:val="true"/>
-          <w:color w:val="DE4A1D"/>
+          <w:b/>
+          <w:bCs/>
+          <w:color w:val="DC7D3E"/>
         </w:rPr>
         <w:t xml:space="preserve">Steven Anderson:</w:t>
       </w:r>
@@ -3705,9 +3704,9 @@
       </w:r>
       <w:r>
         <w:rPr>
-          <w:b w:val="true"/>
-          <w:bCs w:val="true"/>
-          <w:color w:val="DE4A1D"/>
+          <w:b/>
+          <w:bCs/>
+          <w:color w:val="DC7D3E"/>
         </w:rPr>
         <w:t xml:space="preserve">Steven Anderson:</w:t>
       </w:r>
@@ -3730,9 +3729,9 @@
       </w:r>
       <w:r>
         <w:rPr>
-          <w:b w:val="true"/>
-          <w:bCs w:val="true"/>
-          <w:color w:val="DE4A1D"/>
+          <w:b/>
+          <w:bCs/>
+          <w:color w:val="DC7D3E"/>
         </w:rPr>
         <w:t xml:space="preserve">Steven Anderson:</w:t>
       </w:r>
@@ -3755,9 +3754,9 @@
       </w:r>
       <w:r>
         <w:rPr>
-          <w:b w:val="true"/>
-          <w:bCs w:val="true"/>
-          <w:color w:val="DE4A1D"/>
+          <w:b/>
+          <w:bCs/>
+          <w:color w:val="DC7D3E"/>
         </w:rPr>
         <w:t xml:space="preserve">Steven Anderson:</w:t>
       </w:r>
@@ -3789,9 +3788,9 @@
       </w:r>
       <w:r>
         <w:rPr>
-          <w:b w:val="true"/>
-          <w:bCs w:val="true"/>
-          <w:color w:val="DE4A1D"/>
+          <w:b/>
+          <w:bCs/>
+          <w:color w:val="DC7D3E"/>
         </w:rPr>
         <w:t xml:space="preserve">Steven Anderson:</w:t>
       </w:r>
@@ -3814,9 +3813,9 @@
       </w:r>
       <w:r>
         <w:rPr>
-          <w:b w:val="true"/>
-          <w:bCs w:val="true"/>
-          <w:color w:val="DE4A1D"/>
+          <w:b/>
+          <w:bCs/>
+          <w:color w:val="DC7D3E"/>
         </w:rPr>
         <w:t xml:space="preserve">Steven Anderson:</w:t>
       </w:r>
@@ -3839,9 +3838,9 @@
       </w:r>
       <w:r>
         <w:rPr>
-          <w:b w:val="true"/>
-          <w:bCs w:val="true"/>
-          <w:color w:val="72B372"/>
+          <w:b/>
+          <w:bCs/>
+          <w:color w:val="489872"/>
         </w:rPr>
         <w:t xml:space="preserve">David de Roode:</w:t>
       </w:r>
@@ -3864,9 +3863,9 @@
       </w:r>
       <w:r>
         <w:rPr>
-          <w:b w:val="true"/>
-          <w:bCs w:val="true"/>
-          <w:color w:val="72B372"/>
+          <w:b/>
+          <w:bCs/>
+          <w:color w:val="489872"/>
         </w:rPr>
         <w:t xml:space="preserve">David de Roode:</w:t>
       </w:r>
@@ -3889,9 +3888,9 @@
       </w:r>
       <w:r>
         <w:rPr>
-          <w:b w:val="true"/>
-          <w:bCs w:val="true"/>
-          <w:color w:val="72B372"/>
+          <w:b/>
+          <w:bCs/>
+          <w:color w:val="489872"/>
         </w:rPr>
         <w:t xml:space="preserve">David de Roode:</w:t>
       </w:r>
@@ -3914,9 +3913,9 @@
       </w:r>
       <w:r>
         <w:rPr>
-          <w:b w:val="true"/>
-          <w:bCs w:val="true"/>
-          <w:color w:val="6600CC"/>
+          <w:b/>
+          <w:bCs/>
+          <w:color w:val="9C5DE1"/>
         </w:rPr>
         <w:t xml:space="preserve">Victoria Beard:</w:t>
       </w:r>
@@ -3948,9 +3947,9 @@
       </w:r>
       <w:r>
         <w:rPr>
-          <w:b w:val="true"/>
-          <w:bCs w:val="true"/>
-          <w:color w:val="72B372"/>
+          <w:b/>
+          <w:bCs/>
+          <w:color w:val="489872"/>
         </w:rPr>
         <w:t xml:space="preserve">David de Roode:</w:t>
       </w:r>
@@ -3973,9 +3972,9 @@
       </w:r>
       <w:r>
         <w:rPr>
-          <w:b w:val="true"/>
-          <w:bCs w:val="true"/>
-          <w:color w:val="72B372"/>
+          <w:b/>
+          <w:bCs/>
+          <w:color w:val="489872"/>
         </w:rPr>
         <w:t xml:space="preserve">David de Roode:</w:t>
       </w:r>
@@ -3998,9 +3997,9 @@
       </w:r>
       <w:r>
         <w:rPr>
-          <w:b w:val="true"/>
-          <w:bCs w:val="true"/>
-          <w:color w:val="6600CC"/>
+          <w:b/>
+          <w:bCs/>
+          <w:color w:val="9C5DE1"/>
         </w:rPr>
         <w:t xml:space="preserve">Victoria Beard:</w:t>
       </w:r>
@@ -4023,9 +4022,9 @@
       </w:r>
       <w:r>
         <w:rPr>
-          <w:b w:val="true"/>
-          <w:bCs w:val="true"/>
-          <w:color w:val="DE4A1D"/>
+          <w:b/>
+          <w:bCs/>
+          <w:color w:val="DC7D3E"/>
         </w:rPr>
         <w:t xml:space="preserve">Steven Anderson:</w:t>
       </w:r>
@@ -4048,9 +4047,9 @@
       </w:r>
       <w:r>
         <w:rPr>
-          <w:b w:val="true"/>
-          <w:bCs w:val="true"/>
-          <w:color w:val="DE4A1D"/>
+          <w:b/>
+          <w:bCs/>
+          <w:color w:val="DC7D3E"/>
         </w:rPr>
         <w:t xml:space="preserve">Steven Anderson:</w:t>
       </w:r>
@@ -4082,9 +4081,9 @@
       </w:r>
       <w:r>
         <w:rPr>
-          <w:b w:val="true"/>
-          <w:bCs w:val="true"/>
-          <w:color w:val="DE4A1D"/>
+          <w:b/>
+          <w:bCs/>
+          <w:color w:val="DC7D3E"/>
         </w:rPr>
         <w:t xml:space="preserve">Steven Anderson:</w:t>
       </w:r>
@@ -4107,9 +4106,9 @@
       </w:r>
       <w:r>
         <w:rPr>
-          <w:b w:val="true"/>
-          <w:bCs w:val="true"/>
-          <w:color w:val="DE4A1D"/>
+          <w:b/>
+          <w:bCs/>
+          <w:color w:val="DC7D3E"/>
         </w:rPr>
         <w:t xml:space="preserve">Steven Anderson:</w:t>
       </w:r>
@@ -4132,9 +4131,9 @@
       </w:r>
       <w:r>
         <w:rPr>
-          <w:b w:val="true"/>
-          <w:bCs w:val="true"/>
-          <w:color w:val="DE4A1D"/>
+          <w:b/>
+          <w:bCs/>
+          <w:color w:val="DC7D3E"/>
         </w:rPr>
         <w:t xml:space="preserve">Steven Anderson:</w:t>
       </w:r>
@@ -4166,9 +4165,9 @@
       </w:r>
       <w:r>
         <w:rPr>
-          <w:b w:val="true"/>
-          <w:bCs w:val="true"/>
-          <w:color w:val="DE4A1D"/>
+          <w:b/>
+          <w:bCs/>
+          <w:color w:val="DC7D3E"/>
         </w:rPr>
         <w:t xml:space="preserve">Steven Anderson:</w:t>
       </w:r>
@@ -4191,9 +4190,9 @@
       </w:r>
       <w:r>
         <w:rPr>
-          <w:b w:val="true"/>
-          <w:bCs w:val="true"/>
-          <w:color w:val="DE4A1D"/>
+          <w:b/>
+          <w:bCs/>
+          <w:color w:val="DC7D3E"/>
         </w:rPr>
         <w:t xml:space="preserve">Steven Anderson:</w:t>
       </w:r>
@@ -4216,9 +4215,9 @@
       </w:r>
       <w:r>
         <w:rPr>
-          <w:b w:val="true"/>
-          <w:bCs w:val="true"/>
-          <w:color w:val="DE4A1D"/>
+          <w:b/>
+          <w:bCs/>
+          <w:color w:val="DC7D3E"/>
         </w:rPr>
         <w:t xml:space="preserve">Steven Anderson:</w:t>
       </w:r>
@@ -4250,9 +4249,9 @@
       </w:r>
       <w:r>
         <w:rPr>
-          <w:b w:val="true"/>
-          <w:bCs w:val="true"/>
-          <w:color w:val="72B372"/>
+          <w:b/>
+          <w:bCs/>
+          <w:color w:val="489872"/>
         </w:rPr>
         <w:t xml:space="preserve">David de Roode:</w:t>
       </w:r>
@@ -4275,9 +4274,9 @@
       </w:r>
       <w:r>
         <w:rPr>
-          <w:b w:val="true"/>
-          <w:bCs w:val="true"/>
-          <w:color w:val="72B372"/>
+          <w:b/>
+          <w:bCs/>
+          <w:color w:val="489872"/>
         </w:rPr>
         <w:t xml:space="preserve">David de Roode:</w:t>
       </w:r>
@@ -4309,9 +4308,9 @@
       </w:r>
       <w:r>
         <w:rPr>
-          <w:b w:val="true"/>
-          <w:bCs w:val="true"/>
-          <w:color w:val="72B372"/>
+          <w:b/>
+          <w:bCs/>
+          <w:color w:val="489872"/>
         </w:rPr>
         <w:t xml:space="preserve">David de Roode:</w:t>
       </w:r>
@@ -4334,9 +4333,9 @@
       </w:r>
       <w:r>
         <w:rPr>
-          <w:b w:val="true"/>
-          <w:bCs w:val="true"/>
-          <w:color w:val="6600CC"/>
+          <w:b/>
+          <w:bCs/>
+          <w:color w:val="9C5DE1"/>
         </w:rPr>
         <w:t xml:space="preserve">Victoria Beard:</w:t>
       </w:r>
@@ -4359,9 +4358,9 @@
       </w:r>
       <w:r>
         <w:rPr>
-          <w:b w:val="true"/>
-          <w:bCs w:val="true"/>
-          <w:color w:val="72B372"/>
+          <w:b/>
+          <w:bCs/>
+          <w:color w:val="489872"/>
         </w:rPr>
         <w:t xml:space="preserve">David de Roode:</w:t>
       </w:r>
@@ -4384,9 +4383,9 @@
       </w:r>
       <w:r>
         <w:rPr>
-          <w:b w:val="true"/>
-          <w:bCs w:val="true"/>
-          <w:color w:val="72B372"/>
+          <w:b/>
+          <w:bCs/>
+          <w:color w:val="489872"/>
         </w:rPr>
         <w:t xml:space="preserve">David de Roode:</w:t>
       </w:r>
@@ -4409,9 +4408,9 @@
       </w:r>
       <w:r>
         <w:rPr>
-          <w:b w:val="true"/>
-          <w:bCs w:val="true"/>
-          <w:color w:val="6600CC"/>
+          <w:b/>
+          <w:bCs/>
+          <w:color w:val="9C5DE1"/>
         </w:rPr>
         <w:t xml:space="preserve">Victoria Beard:</w:t>
       </w:r>
@@ -4434,9 +4433,9 @@
       </w:r>
       <w:r>
         <w:rPr>
-          <w:b w:val="true"/>
-          <w:bCs w:val="true"/>
-          <w:color w:val="72B372"/>
+          <w:b/>
+          <w:bCs/>
+          <w:color w:val="489872"/>
         </w:rPr>
         <w:t xml:space="preserve">David de Roode:</w:t>
       </w:r>
@@ -4468,9 +4467,9 @@
       </w:r>
       <w:r>
         <w:rPr>
-          <w:b w:val="true"/>
-          <w:bCs w:val="true"/>
-          <w:color w:val="72B372"/>
+          <w:b/>
+          <w:bCs/>
+          <w:color w:val="489872"/>
         </w:rPr>
         <w:t xml:space="preserve">David de Roode:</w:t>
       </w:r>
@@ -4493,9 +4492,9 @@
       </w:r>
       <w:r>
         <w:rPr>
-          <w:b w:val="true"/>
-          <w:bCs w:val="true"/>
-          <w:color w:val="72B372"/>
+          <w:b/>
+          <w:bCs/>
+          <w:color w:val="489872"/>
         </w:rPr>
         <w:t xml:space="preserve">David de Roode:</w:t>
       </w:r>
@@ -4527,9 +4526,9 @@
       </w:r>
       <w:r>
         <w:rPr>
-          <w:b w:val="true"/>
-          <w:bCs w:val="true"/>
-          <w:color w:val="72B372"/>
+          <w:b/>
+          <w:bCs/>
+          <w:color w:val="489872"/>
         </w:rPr>
         <w:t xml:space="preserve">David de Roode:</w:t>
       </w:r>
@@ -4552,9 +4551,9 @@
       </w:r>
       <w:r>
         <w:rPr>
-          <w:b w:val="true"/>
-          <w:bCs w:val="true"/>
-          <w:color w:val="DE4A1D"/>
+          <w:b/>
+          <w:bCs/>
+          <w:color w:val="DC7D3E"/>
         </w:rPr>
         <w:t xml:space="preserve">Steven Anderson:</w:t>
       </w:r>
@@ -4577,9 +4576,9 @@
       </w:r>
       <w:r>
         <w:rPr>
-          <w:b w:val="true"/>
-          <w:bCs w:val="true"/>
-          <w:color w:val="DE4A1D"/>
+          <w:b/>
+          <w:bCs/>
+          <w:color w:val="DC7D3E"/>
         </w:rPr>
         <w:t xml:space="preserve">Steven Anderson:</w:t>
       </w:r>
@@ -4602,9 +4601,9 @@
       </w:r>
       <w:r>
         <w:rPr>
-          <w:b w:val="true"/>
-          <w:bCs w:val="true"/>
-          <w:color w:val="72B372"/>
+          <w:b/>
+          <w:bCs/>
+          <w:color w:val="489872"/>
         </w:rPr>
         <w:t xml:space="preserve">David de Roode:</w:t>
       </w:r>
@@ -4627,9 +4626,9 @@
       </w:r>
       <w:r>
         <w:rPr>
-          <w:b w:val="true"/>
-          <w:bCs w:val="true"/>
-          <w:color w:val="DE4A1D"/>
+          <w:b/>
+          <w:bCs/>
+          <w:color w:val="DC7D3E"/>
         </w:rPr>
         <w:t xml:space="preserve">Steven Anderson:</w:t>
       </w:r>
@@ -4652,9 +4651,9 @@
       </w:r>
       <w:r>
         <w:rPr>
-          <w:b w:val="true"/>
-          <w:bCs w:val="true"/>
-          <w:color w:val="DE4A1D"/>
+          <w:b/>
+          <w:bCs/>
+          <w:color w:val="DC7D3E"/>
         </w:rPr>
         <w:t xml:space="preserve">Steven Anderson:</w:t>
       </w:r>
@@ -4686,9 +4685,9 @@
       </w:r>
       <w:r>
         <w:rPr>
-          <w:b w:val="true"/>
-          <w:bCs w:val="true"/>
-          <w:color w:val="DE4A1D"/>
+          <w:b/>
+          <w:bCs/>
+          <w:color w:val="DC7D3E"/>
         </w:rPr>
         <w:t xml:space="preserve">Steven Anderson:</w:t>
       </w:r>
@@ -4711,9 +4710,9 @@
       </w:r>
       <w:r>
         <w:rPr>
-          <w:b w:val="true"/>
-          <w:bCs w:val="true"/>
-          <w:color w:val="DE4A1D"/>
+          <w:b/>
+          <w:bCs/>
+          <w:color w:val="DC7D3E"/>
         </w:rPr>
         <w:t xml:space="preserve">Steven Anderson:</w:t>
       </w:r>
@@ -4736,9 +4735,9 @@
       </w:r>
       <w:r>
         <w:rPr>
-          <w:b w:val="true"/>
-          <w:bCs w:val="true"/>
-          <w:color w:val="72B372"/>
+          <w:b/>
+          <w:bCs/>
+          <w:color w:val="489872"/>
         </w:rPr>
         <w:t xml:space="preserve">David de Roode:</w:t>
       </w:r>
@@ -4761,9 +4760,9 @@
       </w:r>
       <w:r>
         <w:rPr>
-          <w:b w:val="true"/>
-          <w:bCs w:val="true"/>
-          <w:color w:val="72B372"/>
+          <w:b/>
+          <w:bCs/>
+          <w:color w:val="489872"/>
         </w:rPr>
         <w:t xml:space="preserve">David de Roode:</w:t>
       </w:r>
@@ -4795,9 +4794,9 @@
       </w:r>
       <w:r>
         <w:rPr>
-          <w:b w:val="true"/>
-          <w:bCs w:val="true"/>
-          <w:color w:val="72B372"/>
+          <w:b/>
+          <w:bCs/>
+          <w:color w:val="489872"/>
         </w:rPr>
         <w:t xml:space="preserve">David de Roode:</w:t>
       </w:r>
@@ -4820,9 +4819,9 @@
       </w:r>
       <w:r>
         <w:rPr>
-          <w:b w:val="true"/>
-          <w:bCs w:val="true"/>
-          <w:color w:val="72B372"/>
+          <w:b/>
+          <w:bCs/>
+          <w:color w:val="489872"/>
         </w:rPr>
         <w:t xml:space="preserve">David de Roode:</w:t>
       </w:r>
@@ -4854,9 +4853,9 @@
       </w:r>
       <w:r>
         <w:rPr>
-          <w:b w:val="true"/>
-          <w:bCs w:val="true"/>
-          <w:color w:val="DE4A1D"/>
+          <w:b/>
+          <w:bCs/>
+          <w:color w:val="DC7D3E"/>
         </w:rPr>
         <w:t xml:space="preserve">Steven Anderson:</w:t>
       </w:r>
@@ -4879,9 +4878,9 @@
       </w:r>
       <w:r>
         <w:rPr>
-          <w:b w:val="true"/>
-          <w:bCs w:val="true"/>
-          <w:color w:val="DE4A1D"/>
+          <w:b/>
+          <w:bCs/>
+          <w:color w:val="DC7D3E"/>
         </w:rPr>
         <w:t xml:space="preserve">Steven Anderson:</w:t>
       </w:r>
@@ -4904,9 +4903,9 @@
       </w:r>
       <w:r>
         <w:rPr>
-          <w:b w:val="true"/>
-          <w:bCs w:val="true"/>
-          <w:color w:val="6600CC"/>
+          <w:b/>
+          <w:bCs/>
+          <w:color w:val="9C5DE1"/>
         </w:rPr>
         <w:t xml:space="preserve">Victoria Beard:</w:t>
       </w:r>
@@ -4929,9 +4928,9 @@
       </w:r>
       <w:r>
         <w:rPr>
-          <w:b w:val="true"/>
-          <w:bCs w:val="true"/>
-          <w:color w:val="DE4A1D"/>
+          <w:b/>
+          <w:bCs/>
+          <w:color w:val="DC7D3E"/>
         </w:rPr>
         <w:t xml:space="preserve">Steven Anderson:</w:t>
       </w:r>
@@ -4963,9 +4962,9 @@
       </w:r>
       <w:r>
         <w:rPr>
-          <w:b w:val="true"/>
-          <w:bCs w:val="true"/>
-          <w:color w:val="DE4A1D"/>
+          <w:b/>
+          <w:bCs/>
+          <w:color w:val="DC7D3E"/>
         </w:rPr>
         <w:t xml:space="preserve">Steven Anderson:</w:t>
       </w:r>
@@ -4988,9 +4987,9 @@
       </w:r>
       <w:r>
         <w:rPr>
-          <w:b w:val="true"/>
-          <w:bCs w:val="true"/>
-          <w:color w:val="DE4A1D"/>
+          <w:b/>
+          <w:bCs/>
+          <w:color w:val="DC7D3E"/>
         </w:rPr>
         <w:t xml:space="preserve">Steven Anderson:</w:t>
       </w:r>
@@ -5013,9 +5012,9 @@
       </w:r>
       <w:r>
         <w:rPr>
-          <w:b w:val="true"/>
-          <w:bCs w:val="true"/>
-          <w:color w:val="DE4A1D"/>
+          <w:b/>
+          <w:bCs/>
+          <w:color w:val="DC7D3E"/>
         </w:rPr>
         <w:t xml:space="preserve">Steven Anderson:</w:t>
       </w:r>
@@ -5047,9 +5046,9 @@
       </w:r>
       <w:r>
         <w:rPr>
-          <w:b w:val="true"/>
-          <w:bCs w:val="true"/>
-          <w:color w:val="DE4A1D"/>
+          <w:b/>
+          <w:bCs/>
+          <w:color w:val="DC7D3E"/>
         </w:rPr>
         <w:t xml:space="preserve">Steven Anderson:</w:t>
       </w:r>
@@ -5072,9 +5071,9 @@
       </w:r>
       <w:r>
         <w:rPr>
-          <w:b w:val="true"/>
-          <w:bCs w:val="true"/>
-          <w:color w:val="6600CC"/>
+          <w:b/>
+          <w:bCs/>
+          <w:color w:val="9C5DE1"/>
         </w:rPr>
         <w:t xml:space="preserve">Victoria Beard:</w:t>
       </w:r>
@@ -5097,9 +5096,9 @@
       </w:r>
       <w:r>
         <w:rPr>
-          <w:b w:val="true"/>
-          <w:bCs w:val="true"/>
-          <w:color w:val="DE4A1D"/>
+          <w:b/>
+          <w:bCs/>
+          <w:color w:val="DC7D3E"/>
         </w:rPr>
         <w:t xml:space="preserve">Steven Anderson:</w:t>
       </w:r>
@@ -5122,9 +5121,9 @@
       </w:r>
       <w:r>
         <w:rPr>
-          <w:b w:val="true"/>
-          <w:bCs w:val="true"/>
-          <w:color w:val="6600CC"/>
+          <w:b/>
+          <w:bCs/>
+          <w:color w:val="9C5DE1"/>
         </w:rPr>
         <w:t xml:space="preserve">Victoria Beard:</w:t>
       </w:r>
@@ -5147,9 +5146,9 @@
       </w:r>
       <w:r>
         <w:rPr>
-          <w:b w:val="true"/>
-          <w:bCs w:val="true"/>
-          <w:color w:val="DE4A1D"/>
+          <w:b/>
+          <w:bCs/>
+          <w:color w:val="DC7D3E"/>
         </w:rPr>
         <w:t xml:space="preserve">Steven Anderson:</w:t>
       </w:r>
@@ -5172,9 +5171,9 @@
       </w:r>
       <w:r>
         <w:rPr>
-          <w:b w:val="true"/>
-          <w:bCs w:val="true"/>
-          <w:color w:val="DE4A1D"/>
+          <w:b/>
+          <w:bCs/>
+          <w:color w:val="DC7D3E"/>
         </w:rPr>
         <w:t xml:space="preserve">Steven Anderson:</w:t>
       </w:r>
@@ -5206,9 +5205,9 @@
       </w:r>
       <w:r>
         <w:rPr>
-          <w:b w:val="true"/>
-          <w:bCs w:val="true"/>
-          <w:color w:val="DE4A1D"/>
+          <w:b/>
+          <w:bCs/>
+          <w:color w:val="DC7D3E"/>
         </w:rPr>
         <w:t xml:space="preserve">Steven Anderson:</w:t>
       </w:r>
@@ -5231,9 +5230,9 @@
       </w:r>
       <w:r>
         <w:rPr>
-          <w:b w:val="true"/>
-          <w:bCs w:val="true"/>
-          <w:color w:val="DE4A1D"/>
+          <w:b/>
+          <w:bCs/>
+          <w:color w:val="DC7D3E"/>
         </w:rPr>
         <w:t xml:space="preserve">Steven Anderson:</w:t>
       </w:r>
@@ -5265,9 +5264,9 @@
       </w:r>
       <w:r>
         <w:rPr>
-          <w:b w:val="true"/>
-          <w:bCs w:val="true"/>
-          <w:color w:val="DE4A1D"/>
+          <w:b/>
+          <w:bCs/>
+          <w:color w:val="DC7D3E"/>
         </w:rPr>
         <w:t xml:space="preserve">Steven Anderson:</w:t>
       </w:r>
@@ -5290,9 +5289,9 @@
       </w:r>
       <w:r>
         <w:rPr>
-          <w:b w:val="true"/>
-          <w:bCs w:val="true"/>
-          <w:color w:val="DE4A1D"/>
+          <w:b/>
+          <w:bCs/>
+          <w:color w:val="DC7D3E"/>
         </w:rPr>
         <w:t xml:space="preserve">Steven Anderson:</w:t>
       </w:r>
@@ -5324,9 +5323,9 @@
       </w:r>
       <w:r>
         <w:rPr>
-          <w:b w:val="true"/>
-          <w:bCs w:val="true"/>
-          <w:color w:val="DE4A1D"/>
+          <w:b/>
+          <w:bCs/>
+          <w:color w:val="DC7D3E"/>
         </w:rPr>
         <w:t xml:space="preserve">Steven Anderson:</w:t>
       </w:r>
@@ -5349,9 +5348,9 @@
       </w:r>
       <w:r>
         <w:rPr>
-          <w:b w:val="true"/>
-          <w:bCs w:val="true"/>
-          <w:color w:val="72B372"/>
+          <w:b/>
+          <w:bCs/>
+          <w:color w:val="489872"/>
         </w:rPr>
         <w:t xml:space="preserve">David de Roode:</w:t>
       </w:r>
@@ -5374,9 +5373,9 @@
       </w:r>
       <w:r>
         <w:rPr>
-          <w:b w:val="true"/>
-          <w:bCs w:val="true"/>
-          <w:color w:val="DE4A1D"/>
+          <w:b/>
+          <w:bCs/>
+          <w:color w:val="DC7D3E"/>
         </w:rPr>
         <w:t xml:space="preserve">Steven Anderson:</w:t>
       </w:r>
@@ -5408,9 +5407,9 @@
       </w:r>
       <w:r>
         <w:rPr>
-          <w:b w:val="true"/>
-          <w:bCs w:val="true"/>
-          <w:color w:val="DE4A1D"/>
+          <w:b/>
+          <w:bCs/>
+          <w:color w:val="DC7D3E"/>
         </w:rPr>
         <w:t xml:space="preserve">Steven Anderson:</w:t>
       </w:r>
@@ -5433,9 +5432,9 @@
       </w:r>
       <w:r>
         <w:rPr>
-          <w:b w:val="true"/>
-          <w:bCs w:val="true"/>
-          <w:color w:val="DE4A1D"/>
+          <w:b/>
+          <w:bCs/>
+          <w:color w:val="DC7D3E"/>
         </w:rPr>
         <w:t xml:space="preserve">Steven Anderson:</w:t>
       </w:r>
@@ -5458,9 +5457,9 @@
       </w:r>
       <w:r>
         <w:rPr>
-          <w:b w:val="true"/>
-          <w:bCs w:val="true"/>
-          <w:color w:val="72B372"/>
+          <w:b/>
+          <w:bCs/>
+          <w:color w:val="489872"/>
         </w:rPr>
         <w:t xml:space="preserve">David de Roode:</w:t>
       </w:r>
@@ -5483,9 +5482,9 @@
       </w:r>
       <w:r>
         <w:rPr>
-          <w:b w:val="true"/>
-          <w:bCs w:val="true"/>
-          <w:color w:val="DE4A1D"/>
+          <w:b/>
+          <w:bCs/>
+          <w:color w:val="DC7D3E"/>
         </w:rPr>
         <w:t xml:space="preserve">Steven Anderson:</w:t>
       </w:r>
@@ -5508,9 +5507,9 @@
       </w:r>
       <w:r>
         <w:rPr>
-          <w:b w:val="true"/>
-          <w:bCs w:val="true"/>
-          <w:color w:val="DE4A1D"/>
+          <w:b/>
+          <w:bCs/>
+          <w:color w:val="DC7D3E"/>
         </w:rPr>
         <w:t xml:space="preserve">Steven Anderson:</w:t>
       </w:r>
@@ -5542,9 +5541,9 @@
       </w:r>
       <w:r>
         <w:rPr>
-          <w:b w:val="true"/>
-          <w:bCs w:val="true"/>
-          <w:color w:val="DE4A1D"/>
+          <w:b/>
+          <w:bCs/>
+          <w:color w:val="DC7D3E"/>
         </w:rPr>
         <w:t xml:space="preserve">Steven Anderson:</w:t>
       </w:r>
@@ -5567,9 +5566,9 @@
       </w:r>
       <w:r>
         <w:rPr>
-          <w:b w:val="true"/>
-          <w:bCs w:val="true"/>
-          <w:color w:val="DE4A1D"/>
+          <w:b/>
+          <w:bCs/>
+          <w:color w:val="DC7D3E"/>
         </w:rPr>
         <w:t xml:space="preserve">Steven Anderson:</w:t>
       </w:r>
@@ -5592,9 +5591,9 @@
       </w:r>
       <w:r>
         <w:rPr>
-          <w:b w:val="true"/>
-          <w:bCs w:val="true"/>
-          <w:color w:val="DE4A1D"/>
+          <w:b/>
+          <w:bCs/>
+          <w:color w:val="DC7D3E"/>
         </w:rPr>
         <w:t xml:space="preserve">Steven Anderson:</w:t>
       </w:r>
@@ -5617,9 +5616,9 @@
       </w:r>
       <w:r>
         <w:rPr>
-          <w:b w:val="true"/>
-          <w:bCs w:val="true"/>
-          <w:color w:val="6600CC"/>
+          <w:b/>
+          <w:bCs/>
+          <w:color w:val="9C5DE1"/>
         </w:rPr>
         <w:t xml:space="preserve">Victoria Beard:</w:t>
       </w:r>
@@ -5651,9 +5650,9 @@
       </w:r>
       <w:r>
         <w:rPr>
-          <w:b w:val="true"/>
-          <w:bCs w:val="true"/>
-          <w:color w:val="6600CC"/>
+          <w:b/>
+          <w:bCs/>
+          <w:color w:val="9C5DE1"/>
         </w:rPr>
         <w:t xml:space="preserve">Victoria Beard:</w:t>
       </w:r>
@@ -5676,9 +5675,9 @@
       </w:r>
       <w:r>
         <w:rPr>
-          <w:b w:val="true"/>
-          <w:bCs w:val="true"/>
-          <w:color w:val="DE4A1D"/>
+          <w:b/>
+          <w:bCs/>
+          <w:color w:val="DC7D3E"/>
         </w:rPr>
         <w:t xml:space="preserve">Steven Anderson:</w:t>
       </w:r>
@@ -5701,9 +5700,9 @@
       </w:r>
       <w:r>
         <w:rPr>
-          <w:b w:val="true"/>
-          <w:bCs w:val="true"/>
-          <w:color w:val="DE4A1D"/>
+          <w:b/>
+          <w:bCs/>
+          <w:color w:val="DC7D3E"/>
         </w:rPr>
         <w:t xml:space="preserve">Steven Anderson:</w:t>
       </w:r>
@@ -5726,9 +5725,9 @@
       </w:r>
       <w:r>
         <w:rPr>
-          <w:b w:val="true"/>
-          <w:bCs w:val="true"/>
-          <w:color w:val="DE4A1D"/>
+          <w:b/>
+          <w:bCs/>
+          <w:color w:val="DC7D3E"/>
         </w:rPr>
         <w:t xml:space="preserve">Steven Anderson:</w:t>
       </w:r>
@@ -5760,9 +5759,9 @@
       </w:r>
       <w:r>
         <w:rPr>
-          <w:b w:val="true"/>
-          <w:bCs w:val="true"/>
-          <w:color w:val="DE4A1D"/>
+          <w:b/>
+          <w:bCs/>
+          <w:color w:val="DC7D3E"/>
         </w:rPr>
         <w:t xml:space="preserve">Steven Anderson:</w:t>
       </w:r>
@@ -5785,9 +5784,9 @@
       </w:r>
       <w:r>
         <w:rPr>
-          <w:b w:val="true"/>
-          <w:bCs w:val="true"/>
-          <w:color w:val="72B372"/>
+          <w:b/>
+          <w:bCs/>
+          <w:color w:val="489872"/>
         </w:rPr>
         <w:t xml:space="preserve">David de Roode:</w:t>
       </w:r>
@@ -5810,9 +5809,9 @@
       </w:r>
       <w:r>
         <w:rPr>
-          <w:b w:val="true"/>
-          <w:bCs w:val="true"/>
-          <w:color w:val="72B372"/>
+          <w:b/>
+          <w:bCs/>
+          <w:color w:val="489872"/>
         </w:rPr>
         <w:t xml:space="preserve">David de Roode:</w:t>
       </w:r>
@@ -5835,9 +5834,9 @@
       </w:r>
       <w:r>
         <w:rPr>
-          <w:b w:val="true"/>
-          <w:bCs w:val="true"/>
-          <w:color w:val="72B372"/>
+          <w:b/>
+          <w:bCs/>
+          <w:color w:val="489872"/>
         </w:rPr>
         <w:t xml:space="preserve">David de Roode:</w:t>
       </w:r>
@@ -5869,9 +5868,9 @@
       </w:r>
       <w:r>
         <w:rPr>
-          <w:b w:val="true"/>
-          <w:bCs w:val="true"/>
-          <w:color w:val="6600CC"/>
+          <w:b/>
+          <w:bCs/>
+          <w:color w:val="9C5DE1"/>
         </w:rPr>
         <w:t xml:space="preserve">Victoria Beard:</w:t>
       </w:r>
@@ -5894,9 +5893,9 @@
       </w:r>
       <w:r>
         <w:rPr>
-          <w:b w:val="true"/>
-          <w:bCs w:val="true"/>
-          <w:color w:val="72B372"/>
+          <w:b/>
+          <w:bCs/>
+          <w:color w:val="489872"/>
         </w:rPr>
         <w:t xml:space="preserve">David de Roode:</w:t>
       </w:r>
@@ -5919,9 +5918,9 @@
       </w:r>
       <w:r>
         <w:rPr>
-          <w:b w:val="true"/>
-          <w:bCs w:val="true"/>
-          <w:color w:val="6600CC"/>
+          <w:b/>
+          <w:bCs/>
+          <w:color w:val="9C5DE1"/>
         </w:rPr>
         <w:t xml:space="preserve">Victoria Beard:</w:t>
       </w:r>
@@ -5944,9 +5943,9 @@
       </w:r>
       <w:r>
         <w:rPr>
-          <w:b w:val="true"/>
-          <w:bCs w:val="true"/>
-          <w:color w:val="72B372"/>
+          <w:b/>
+          <w:bCs/>
+          <w:color w:val="489872"/>
         </w:rPr>
         <w:t xml:space="preserve">David de Roode:</w:t>
       </w:r>
@@ -5969,9 +5968,9 @@
       </w:r>
       <w:r>
         <w:rPr>
-          <w:b w:val="true"/>
-          <w:bCs w:val="true"/>
-          <w:color w:val="6600CC"/>
+          <w:b/>
+          <w:bCs/>
+          <w:color w:val="9C5DE1"/>
         </w:rPr>
         <w:t xml:space="preserve">Victoria Beard:</w:t>
       </w:r>
@@ -5994,9 +5993,9 @@
       </w:r>
       <w:r>
         <w:rPr>
-          <w:b w:val="true"/>
-          <w:bCs w:val="true"/>
-          <w:color w:val="72B372"/>
+          <w:b/>
+          <w:bCs/>
+          <w:color w:val="489872"/>
         </w:rPr>
         <w:t xml:space="preserve">David de Roode:</w:t>
       </w:r>
@@ -6019,9 +6018,9 @@
       </w:r>
       <w:r>
         <w:rPr>
-          <w:b w:val="true"/>
-          <w:bCs w:val="true"/>
-          <w:color w:val="6600CC"/>
+          <w:b/>
+          <w:bCs/>
+          <w:color w:val="9C5DE1"/>
         </w:rPr>
         <w:t xml:space="preserve">Victoria Beard:</w:t>
       </w:r>
@@ -6044,9 +6043,9 @@
       </w:r>
       <w:r>
         <w:rPr>
-          <w:b w:val="true"/>
-          <w:bCs w:val="true"/>
-          <w:color w:val="DE4A1D"/>
+          <w:b/>
+          <w:bCs/>
+          <w:color w:val="DC7D3E"/>
         </w:rPr>
         <w:t xml:space="preserve">Steven Anderson:</w:t>
       </w:r>
@@ -6069,9 +6068,9 @@
       </w:r>
       <w:r>
         <w:rPr>
-          <w:b w:val="true"/>
-          <w:bCs w:val="true"/>
-          <w:color w:val="6600CC"/>
+          <w:b/>
+          <w:bCs/>
+          <w:color w:val="9C5DE1"/>
         </w:rPr>
         <w:t xml:space="preserve">Victoria Beard:</w:t>
       </w:r>
@@ -6094,9 +6093,9 @@
       </w:r>
       <w:r>
         <w:rPr>
-          <w:b w:val="true"/>
-          <w:bCs w:val="true"/>
-          <w:color w:val="DE4A1D"/>
+          <w:b/>
+          <w:bCs/>
+          <w:color w:val="DC7D3E"/>
         </w:rPr>
         <w:t xml:space="preserve">Steven Anderson:</w:t>
       </w:r>
@@ -6119,9 +6118,9 @@
       </w:r>
       <w:r>
         <w:rPr>
-          <w:b w:val="true"/>
-          <w:bCs w:val="true"/>
-          <w:color w:val="DE4A1D"/>
+          <w:b/>
+          <w:bCs/>
+          <w:color w:val="DC7D3E"/>
         </w:rPr>
         <w:t xml:space="preserve">Steven Anderson:</w:t>
       </w:r>
@@ -6153,9 +6152,9 @@
       </w:r>
       <w:r>
         <w:rPr>
-          <w:b w:val="true"/>
-          <w:bCs w:val="true"/>
-          <w:color w:val="DE4A1D"/>
+          <w:b/>
+          <w:bCs/>
+          <w:color w:val="DC7D3E"/>
         </w:rPr>
         <w:t xml:space="preserve">Steven Anderson:</w:t>
       </w:r>
@@ -6178,9 +6177,9 @@
       </w:r>
       <w:r>
         <w:rPr>
-          <w:b w:val="true"/>
-          <w:bCs w:val="true"/>
-          <w:color w:val="DE4A1D"/>
+          <w:b/>
+          <w:bCs/>
+          <w:color w:val="DC7D3E"/>
         </w:rPr>
         <w:t xml:space="preserve">Steven Anderson:</w:t>
       </w:r>
@@ -6203,9 +6202,9 @@
       </w:r>
       <w:r>
         <w:rPr>
-          <w:b w:val="true"/>
-          <w:bCs w:val="true"/>
-          <w:color w:val="DE4A1D"/>
+          <w:b/>
+          <w:bCs/>
+          <w:color w:val="DC7D3E"/>
         </w:rPr>
         <w:t xml:space="preserve">Steven Anderson:</w:t>
       </w:r>
@@ -6237,9 +6236,9 @@
       </w:r>
       <w:r>
         <w:rPr>
-          <w:b w:val="true"/>
-          <w:bCs w:val="true"/>
-          <w:color w:val="72B372"/>
+          <w:b/>
+          <w:bCs/>
+          <w:color w:val="489872"/>
         </w:rPr>
         <w:t xml:space="preserve">David de Roode:</w:t>
       </w:r>
@@ -6262,9 +6261,9 @@
       </w:r>
       <w:r>
         <w:rPr>
-          <w:b w:val="true"/>
-          <w:bCs w:val="true"/>
-          <w:color w:val="72B372"/>
+          <w:b/>
+          <w:bCs/>
+          <w:color w:val="489872"/>
         </w:rPr>
         <w:t xml:space="preserve">David de Roode:</w:t>
       </w:r>
@@ -6287,9 +6286,9 @@
       </w:r>
       <w:r>
         <w:rPr>
-          <w:b w:val="true"/>
-          <w:bCs w:val="true"/>
-          <w:color w:val="6600CC"/>
+          <w:b/>
+          <w:bCs/>
+          <w:color w:val="9C5DE1"/>
         </w:rPr>
         <w:t xml:space="preserve">Victoria Beard:</w:t>
       </w:r>
@@ -6312,9 +6311,9 @@
       </w:r>
       <w:r>
         <w:rPr>
-          <w:b w:val="true"/>
-          <w:bCs w:val="true"/>
-          <w:color w:val="DE4A1D"/>
+          <w:b/>
+          <w:bCs/>
+          <w:color w:val="DC7D3E"/>
         </w:rPr>
         <w:t xml:space="preserve">Steven Anderson:</w:t>
       </w:r>
@@ -6337,9 +6336,9 @@
       </w:r>
       <w:r>
         <w:rPr>
-          <w:b w:val="true"/>
-          <w:bCs w:val="true"/>
-          <w:color w:val="DE4A1D"/>
+          <w:b/>
+          <w:bCs/>
+          <w:color w:val="DC7D3E"/>
         </w:rPr>
         <w:t xml:space="preserve">Steven Anderson:</w:t>
       </w:r>
@@ -6371,9 +6370,9 @@
       </w:r>
       <w:r>
         <w:rPr>
-          <w:b w:val="true"/>
-          <w:bCs w:val="true"/>
-          <w:color w:val="DE4A1D"/>
+          <w:b/>
+          <w:bCs/>
+          <w:color w:val="DC7D3E"/>
         </w:rPr>
         <w:t xml:space="preserve">Steven Anderson:</w:t>
       </w:r>
@@ -6396,9 +6395,9 @@
       </w:r>
       <w:r>
         <w:rPr>
-          <w:b w:val="true"/>
-          <w:bCs w:val="true"/>
-          <w:color w:val="DE4A1D"/>
+          <w:b/>
+          <w:bCs/>
+          <w:color w:val="DC7D3E"/>
         </w:rPr>
         <w:t xml:space="preserve">Steven Anderson:</w:t>
       </w:r>
@@ -6421,9 +6420,9 @@
       </w:r>
       <w:r>
         <w:rPr>
-          <w:b w:val="true"/>
-          <w:bCs w:val="true"/>
-          <w:color w:val="DE4A1D"/>
+          <w:b/>
+          <w:bCs/>
+          <w:color w:val="DC7D3E"/>
         </w:rPr>
         <w:t xml:space="preserve">Steven Anderson:</w:t>
       </w:r>
@@ -6455,9 +6454,9 @@
       </w:r>
       <w:r>
         <w:rPr>
-          <w:b w:val="true"/>
-          <w:bCs w:val="true"/>
-          <w:color w:val="DE4A1D"/>
+          <w:b/>
+          <w:bCs/>
+          <w:color w:val="DC7D3E"/>
         </w:rPr>
         <w:t xml:space="preserve">Steven Anderson:</w:t>
       </w:r>
@@ -6480,9 +6479,9 @@
       </w:r>
       <w:r>
         <w:rPr>
-          <w:b w:val="true"/>
-          <w:bCs w:val="true"/>
-          <w:color w:val="72B372"/>
+          <w:b/>
+          <w:bCs/>
+          <w:color w:val="489872"/>
         </w:rPr>
         <w:t xml:space="preserve">David de Roode:</w:t>
       </w:r>
@@ -6505,9 +6504,9 @@
       </w:r>
       <w:r>
         <w:rPr>
-          <w:b w:val="true"/>
-          <w:bCs w:val="true"/>
-          <w:color w:val="DE4A1D"/>
+          <w:b/>
+          <w:bCs/>
+          <w:color w:val="DC7D3E"/>
         </w:rPr>
         <w:t xml:space="preserve">Steven Anderson:</w:t>
       </w:r>
@@ -6530,9 +6529,9 @@
       </w:r>
       <w:r>
         <w:rPr>
-          <w:b w:val="true"/>
-          <w:bCs w:val="true"/>
-          <w:color w:val="72B372"/>
+          <w:b/>
+          <w:bCs/>
+          <w:color w:val="489872"/>
         </w:rPr>
         <w:t xml:space="preserve">David de Roode:</w:t>
       </w:r>
@@ -6555,9 +6554,9 @@
       </w:r>
       <w:r>
         <w:rPr>
-          <w:b w:val="true"/>
-          <w:bCs w:val="true"/>
-          <w:color w:val="72B372"/>
+          <w:b/>
+          <w:bCs/>
+          <w:color w:val="489872"/>
         </w:rPr>
         <w:t xml:space="preserve">David de Roode:</w:t>
       </w:r>
@@ -6589,9 +6588,9 @@
       </w:r>
       <w:r>
         <w:rPr>
-          <w:b w:val="true"/>
-          <w:bCs w:val="true"/>
-          <w:color w:val="72B372"/>
+          <w:b/>
+          <w:bCs/>
+          <w:color w:val="489872"/>
         </w:rPr>
         <w:t xml:space="preserve">David de Roode:</w:t>
       </w:r>
@@ -6614,9 +6613,9 @@
       </w:r>
       <w:r>
         <w:rPr>
-          <w:b w:val="true"/>
-          <w:bCs w:val="true"/>
-          <w:color w:val="DE4A1D"/>
+          <w:b/>
+          <w:bCs/>
+          <w:color w:val="DC7D3E"/>
         </w:rPr>
         <w:t xml:space="preserve">Steven Anderson:</w:t>
       </w:r>
@@ -6639,9 +6638,9 @@
       </w:r>
       <w:r>
         <w:rPr>
-          <w:b w:val="true"/>
-          <w:bCs w:val="true"/>
-          <w:color w:val="DE4A1D"/>
+          <w:b/>
+          <w:bCs/>
+          <w:color w:val="DC7D3E"/>
         </w:rPr>
         <w:t xml:space="preserve">Steven Anderson:</w:t>
       </w:r>
@@ -6673,9 +6672,9 @@
       </w:r>
       <w:r>
         <w:rPr>
-          <w:b w:val="true"/>
-          <w:bCs w:val="true"/>
-          <w:color w:val="DE4A1D"/>
+          <w:b/>
+          <w:bCs/>
+          <w:color w:val="DC7D3E"/>
         </w:rPr>
         <w:t xml:space="preserve">Steven Anderson:</w:t>
       </w:r>
@@ -6698,9 +6697,9 @@
       </w:r>
       <w:r>
         <w:rPr>
-          <w:b w:val="true"/>
-          <w:bCs w:val="true"/>
-          <w:color w:val="DE4A1D"/>
+          <w:b/>
+          <w:bCs/>
+          <w:color w:val="DC7D3E"/>
         </w:rPr>
         <w:t xml:space="preserve">Steven Anderson:</w:t>
       </w:r>
@@ -6723,9 +6722,9 @@
       </w:r>
       <w:r>
         <w:rPr>
-          <w:b w:val="true"/>
-          <w:bCs w:val="true"/>
-          <w:color w:val="6600CC"/>
+          <w:b/>
+          <w:bCs/>
+          <w:color w:val="9C5DE1"/>
         </w:rPr>
         <w:t xml:space="preserve">Victoria Beard:</w:t>
       </w:r>
@@ -6748,9 +6747,9 @@
       </w:r>
       <w:r>
         <w:rPr>
-          <w:b w:val="true"/>
-          <w:bCs w:val="true"/>
-          <w:color w:val="DE4A1D"/>
+          <w:b/>
+          <w:bCs/>
+          <w:color w:val="DC7D3E"/>
         </w:rPr>
         <w:t xml:space="preserve">Steven Anderson:</w:t>
       </w:r>
@@ -6773,9 +6772,9 @@
       </w:r>
       <w:r>
         <w:rPr>
-          <w:b w:val="true"/>
-          <w:bCs w:val="true"/>
-          <w:color w:val="DE4A1D"/>
+          <w:b/>
+          <w:bCs/>
+          <w:color w:val="DC7D3E"/>
         </w:rPr>
         <w:t xml:space="preserve">Steven Anderson:</w:t>
       </w:r>
@@ -6798,9 +6797,9 @@
       </w:r>
       <w:r>
         <w:rPr>
-          <w:b w:val="true"/>
-          <w:bCs w:val="true"/>
-          <w:color w:val="6600CC"/>
+          <w:b/>
+          <w:bCs/>
+          <w:color w:val="9C5DE1"/>
         </w:rPr>
         <w:t xml:space="preserve">Victoria Beard:</w:t>
       </w:r>
@@ -6823,9 +6822,9 @@
       </w:r>
       <w:r>
         <w:rPr>
-          <w:b w:val="true"/>
-          <w:bCs w:val="true"/>
-          <w:color w:val="6600CC"/>
+          <w:b/>
+          <w:bCs/>
+          <w:color w:val="9C5DE1"/>
         </w:rPr>
         <w:t xml:space="preserve">Victoria Beard:</w:t>
       </w:r>
@@ -6848,9 +6847,9 @@
       </w:r>
       <w:r>
         <w:rPr>
-          <w:b w:val="true"/>
-          <w:bCs w:val="true"/>
-          <w:color w:val="DE4A1D"/>
+          <w:b/>
+          <w:bCs/>
+          <w:color w:val="DC7D3E"/>
         </w:rPr>
         <w:t xml:space="preserve">Steven Anderson:</w:t>
       </w:r>
@@ -6882,9 +6881,9 @@
       </w:r>
       <w:r>
         <w:rPr>
-          <w:b w:val="true"/>
-          <w:bCs w:val="true"/>
-          <w:color w:val="DE4A1D"/>
+          <w:b/>
+          <w:bCs/>
+          <w:color w:val="DC7D3E"/>
         </w:rPr>
         <w:t xml:space="preserve">Steven Anderson:</w:t>
       </w:r>
@@ -6907,9 +6906,9 @@
       </w:r>
       <w:r>
         <w:rPr>
-          <w:b w:val="true"/>
-          <w:bCs w:val="true"/>
-          <w:color w:val="72B372"/>
+          <w:b/>
+          <w:bCs/>
+          <w:color w:val="489872"/>
         </w:rPr>
         <w:t xml:space="preserve">David de Roode:</w:t>
       </w:r>
@@ -6932,9 +6931,9 @@
       </w:r>
       <w:r>
         <w:rPr>
-          <w:b w:val="true"/>
-          <w:bCs w:val="true"/>
-          <w:color w:val="72B372"/>
+          <w:b/>
+          <w:bCs/>
+          <w:color w:val="489872"/>
         </w:rPr>
         <w:t xml:space="preserve">David de Roode:</w:t>
       </w:r>
@@ -6944,13 +6943,53 @@
     </w:p>
     <w:sectPr>
       <w:pgSz w:w="11906" w:h="16838" w:orient="portrait"/>
-      <w:pgMar w:top="1440" w:right="1440" w:bottom="1440" w:left="1440" w:header="708" w:footer="708" w:gutter="0" w:mirrorMargins="false"/>
-      <w:cols w:space="708" w:num="1" w:sep="false"/>
+      <w:pgMar w:top="1440" w:right="1440" w:bottom="1440" w:left="1440" w:header="708" w:footer="708" w:gutter="0"/>
+      <w:pgNumType/>
       <w:docGrid w:linePitch="360"/>
-      <w:pgNumType/>
     </w:sectPr>
   </w:body>
 </w:document>
+</file>
+
+<file path=word/comments.xml><?xml version="1.0" encoding="utf-8"?>
+<w:comments xmlns:cx="http://schemas.microsoft.com/office/drawing/2014/chartex" xmlns:cx1="http://schemas.microsoft.com/office/drawing/2015/9/8/chartex" xmlns:cx2="http://schemas.microsoft.com/office/drawing/2015/10/21/chartex" xmlns:cx3="http://schemas.microsoft.com/office/drawing/2016/5/9/chartex" xmlns:cx4="http://schemas.microsoft.com/office/drawing/2016/5/10/chartex" xmlns:cx5="http://schemas.microsoft.com/office/drawing/2016/5/11/chartex" xmlns:cx6="http://schemas.microsoft.com/office/drawing/2016/5/12/chartex" xmlns:cx7="http://schemas.microsoft.com/office/drawing/2016/5/13/chartex" xmlns:cx8="http://schemas.microsoft.com/office/drawing/2016/5/14/chartex" xmlns:mc="http://schemas.openxmlformats.org/markup-compatibility/2006" xmlns:aink="http://schemas.microsoft.com/office/drawing/2016/ink" xmlns:am3d="http://schemas.microsoft.com/office/drawing/2017/model3d" xmlns:o="urn:schemas-microsoft-com:office:office" xmlns:r="http://schemas.openxmlformats.org/officeDocument/2006/relationships" xmlns:m="http://schemas.openxmlformats.org/officeDocument/2006/math" xmlns:v="urn:schemas-microsoft-com:vml" xmlns:wp14="http://schemas.microsoft.com/office/word/2010/wordprocessingDrawing" xmlns:wp="http://schemas.openxmlformats.org/drawingml/2006/wordprocessingDrawing" xmlns:w10="urn:schemas-microsoft-com:office:word" xmlns:w="http://schemas.openxmlformats.org/wordprocessingml/2006/main" xmlns:w14="http://schemas.microsoft.com/office/word/2010/wordml" xmlns:w15="http://schemas.microsoft.com/office/word/2012/wordml" xmlns:w16cex="http://schemas.microsoft.com/office/word/2018/wordml/cex" xmlns:w16cid="http://schemas.microsoft.com/office/word/2016/wordml/cid" xmlns:w16="http://schemas.microsoft.com/office/word/2018/wordml" xmlns:w16sdtdh="http://schemas.microsoft.com/office/word/2020/wordml/sdtdatahash" xmlns:w16se="http://schemas.microsoft.com/office/word/2015/wordml/symex" xmlns:wpg="http://schemas.microsoft.com/office/word/2010/wordprocessingGroup" xmlns:wpi="http://schemas.microsoft.com/office/word/2010/wordprocessingInk" xmlns:wne="http://schemas.microsoft.com/office/word/2006/wordml" xmlns:wps="http://schemas.microsoft.com/office/word/2010/wordprocessingShape"/>
+</file>
+
+<file path=word/endnotes.xml><?xml version="1.0" encoding="utf-8"?>
+<w:endnotes xmlns:wpc="http://schemas.microsoft.com/office/word/2010/wordprocessingCanvas" xmlns:mc="http://schemas.openxmlformats.org/markup-compatibility/2006" xmlns:o="urn:schemas-microsoft-com:office:office" xmlns:r="http://schemas.openxmlformats.org/officeDocument/2006/relationships" xmlns:m="http://schemas.openxmlformats.org/officeDocument/2006/math" xmlns:v="urn:schemas-microsoft-com:vml" xmlns:wp14="http://schemas.microsoft.com/office/word/2010/wordprocessingDrawing" xmlns:wp="http://schemas.openxmlformats.org/drawingml/2006/wordprocessingDrawing" xmlns:w10="urn:schemas-microsoft-com:office:word" xmlns:w="http://schemas.openxmlformats.org/wordprocessingml/2006/main" xmlns:w14="http://schemas.microsoft.com/office/word/2010/wordml" xmlns:w15="http://schemas.microsoft.com/office/word/2012/wordml" xmlns:wpg="http://schemas.microsoft.com/office/word/2010/wordprocessingGroup" xmlns:wpi="http://schemas.microsoft.com/office/word/2010/wordprocessingInk" xmlns:wne="http://schemas.microsoft.com/office/word/2006/wordml" xmlns:wps="http://schemas.microsoft.com/office/word/2010/wordprocessingShape" mc:Ignorable="w14 w15 wp14">
+  <w:endnote w:type="separator" w:id="-1">
+    <w:p>
+      <w:pPr>
+        <w:spacing w:after="0" w:line="240" w:lineRule="auto"/>
+      </w:pPr>
+      <w:r>
+        <w:rPr>
+          <w:rStyle w:val="EndnoteReference"/>
+        </w:rPr>
+        <w:endnoteRef/>
+      </w:r>
+      <w:r>
+        <w:separator/>
+      </w:r>
+    </w:p>
+  </w:endnote>
+  <w:endnote w:type="continuationSeparator" w:id="0">
+    <w:p>
+      <w:pPr>
+        <w:spacing w:after="0" w:line="240" w:lineRule="auto"/>
+      </w:pPr>
+      <w:r>
+        <w:rPr>
+          <w:rStyle w:val="EndnoteReference"/>
+        </w:rPr>
+        <w:endnoteRef/>
+      </w:r>
+      <w:r>
+        <w:continuationSeparator/>
+      </w:r>
+    </w:p>
+  </w:endnote>
+</w:endnotes>
 </file>
 
 <file path=word/footnotes.xml><?xml version="1.0" encoding="utf-8"?>
@@ -6996,87 +7035,87 @@
     <w:multiLevelType w:val="hybridMultilevel"/>
     <w:lvl w:ilvl="0" w15:tentative="1">
       <w:start w:val="1"/>
-      <w:lvlJc w:val="left"/>
       <w:numFmt w:val="bullet"/>
       <w:lvlText w:val="●"/>
+      <w:lvlJc w:val="left"/>
       <w:pPr>
         <w:ind w:left="720" w:hanging="360"/>
       </w:pPr>
     </w:lvl>
     <w:lvl w:ilvl="1" w15:tentative="1">
       <w:start w:val="1"/>
-      <w:lvlJc w:val="left"/>
       <w:numFmt w:val="bullet"/>
       <w:lvlText w:val="○"/>
+      <w:lvlJc w:val="left"/>
       <w:pPr>
         <w:ind w:left="1440" w:hanging="360"/>
       </w:pPr>
     </w:lvl>
     <w:lvl w:ilvl="2" w15:tentative="1">
       <w:start w:val="1"/>
-      <w:lvlJc w:val="left"/>
       <w:numFmt w:val="bullet"/>
       <w:lvlText w:val="■"/>
+      <w:lvlJc w:val="left"/>
       <w:pPr>
         <w:ind w:left="2160" w:hanging="360"/>
       </w:pPr>
     </w:lvl>
     <w:lvl w:ilvl="3" w15:tentative="1">
       <w:start w:val="1"/>
-      <w:lvlJc w:val="left"/>
       <w:numFmt w:val="bullet"/>
       <w:lvlText w:val="●"/>
+      <w:lvlJc w:val="left"/>
       <w:pPr>
         <w:ind w:left="2880" w:hanging="360"/>
       </w:pPr>
     </w:lvl>
     <w:lvl w:ilvl="4" w15:tentative="1">
       <w:start w:val="1"/>
-      <w:lvlJc w:val="left"/>
       <w:numFmt w:val="bullet"/>
       <w:lvlText w:val="○"/>
+      <w:lvlJc w:val="left"/>
       <w:pPr>
         <w:ind w:left="3600" w:hanging="360"/>
       </w:pPr>
     </w:lvl>
     <w:lvl w:ilvl="5" w15:tentative="1">
       <w:start w:val="1"/>
-      <w:lvlJc w:val="left"/>
       <w:numFmt w:val="bullet"/>
       <w:lvlText w:val="■"/>
+      <w:lvlJc w:val="left"/>
       <w:pPr>
         <w:ind w:left="4320" w:hanging="360"/>
       </w:pPr>
     </w:lvl>
     <w:lvl w:ilvl="6" w15:tentative="1">
       <w:start w:val="1"/>
-      <w:lvlJc w:val="left"/>
       <w:numFmt w:val="bullet"/>
       <w:lvlText w:val="●"/>
+      <w:lvlJc w:val="left"/>
       <w:pPr>
         <w:ind w:left="5040" w:hanging="360"/>
       </w:pPr>
     </w:lvl>
     <w:lvl w:ilvl="7" w15:tentative="1">
       <w:start w:val="1"/>
-      <w:lvlJc w:val="left"/>
       <w:numFmt w:val="bullet"/>
       <w:lvlText w:val="●"/>
+      <w:lvlJc w:val="left"/>
       <w:pPr>
         <w:ind w:left="5760" w:hanging="360"/>
       </w:pPr>
     </w:lvl>
     <w:lvl w:ilvl="8" w15:tentative="1">
       <w:start w:val="1"/>
-      <w:lvlJc w:val="left"/>
       <w:numFmt w:val="bullet"/>
       <w:lvlText w:val="●"/>
+      <w:lvlJc w:val="left"/>
       <w:pPr>
         <w:ind w:left="6480" w:hanging="360"/>
       </w:pPr>
     </w:lvl>
   </w:abstractNum>
-  <w:num w:numId="0">
+  <w:num w:numId="1">
     <w:abstractNumId w:val="1"/>
     <w:lvlOverride w:ilvl="0">
       <w:startOverride w:val="1"/>
@@ -7093,94 +7132,94 @@
   </w:docDefaults>
   <w:style w:type="paragraph" w:styleId="Title">
     <w:name w:val="Title"/>
+    <w:basedOn w:val="Normal"/>
+    <w:next w:val="Normal"/>
+    <w:qFormat/>
     <w:pPr>
       <w:spacing w:after="260"/>
     </w:pPr>
     <w:rPr>
-      <w:b w:val="true"/>
-      <w:bCs w:val="true"/>
+      <w:b/>
+      <w:bCs/>
       <w:sz w:val="56"/>
       <w:szCs w:val="56"/>
     </w:rPr>
+  </w:style>
+  <w:style w:type="paragraph" w:styleId="Heading1">
+    <w:name w:val="Heading 1"/>
     <w:basedOn w:val="Normal"/>
     <w:next w:val="Normal"/>
     <w:qFormat/>
-  </w:style>
-  <w:style w:type="paragraph" w:styleId="Heading1">
-    <w:name w:val="Heading 1"/>
     <w:pPr>
-      <w:spacing w:before="120" w:after="260"/>
+      <w:spacing w:after="260" w:before="120"/>
     </w:pPr>
     <w:rPr>
-      <w:b w:val="true"/>
-      <w:bCs w:val="true"/>
+      <w:b/>
+      <w:bCs/>
       <w:sz w:val="48"/>
       <w:szCs w:val="48"/>
     </w:rPr>
+  </w:style>
+  <w:style w:type="paragraph" w:styleId="Heading2">
+    <w:name w:val="Heading 2"/>
     <w:basedOn w:val="Normal"/>
     <w:next w:val="Normal"/>
     <w:qFormat/>
-  </w:style>
-  <w:style w:type="paragraph" w:styleId="Heading2">
-    <w:name w:val="Heading 2"/>
     <w:rPr>
       <w:color w:val="2E74B5"/>
       <w:sz w:val="26"/>
       <w:szCs w:val="26"/>
     </w:rPr>
+  </w:style>
+  <w:style w:type="paragraph" w:styleId="Heading3">
+    <w:name w:val="Heading 3"/>
     <w:basedOn w:val="Normal"/>
     <w:next w:val="Normal"/>
     <w:qFormat/>
-  </w:style>
-  <w:style w:type="paragraph" w:styleId="Heading3">
-    <w:name w:val="Heading 3"/>
     <w:rPr>
       <w:color w:val="1F4D78"/>
       <w:sz w:val="24"/>
       <w:szCs w:val="24"/>
     </w:rPr>
+  </w:style>
+  <w:style w:type="paragraph" w:styleId="Heading4">
+    <w:name w:val="Heading 4"/>
     <w:basedOn w:val="Normal"/>
     <w:next w:val="Normal"/>
     <w:qFormat/>
-  </w:style>
-  <w:style w:type="paragraph" w:styleId="Heading4">
-    <w:name w:val="Heading 4"/>
     <w:rPr>
-      <w:i w:val="true"/>
-      <w:iCs w:val="true"/>
+      <w:i/>
+      <w:iCs/>
       <w:color w:val="2E74B5"/>
     </w:rPr>
+  </w:style>
+  <w:style w:type="paragraph" w:styleId="Heading5">
+    <w:name w:val="Heading 5"/>
     <w:basedOn w:val="Normal"/>
     <w:next w:val="Normal"/>
     <w:qFormat/>
-  </w:style>
-  <w:style w:type="paragraph" w:styleId="Heading5">
-    <w:name w:val="Heading 5"/>
     <w:rPr>
       <w:color w:val="2E74B5"/>
     </w:rPr>
+  </w:style>
+  <w:style w:type="paragraph" w:styleId="Heading6">
+    <w:name w:val="Heading 6"/>
     <w:basedOn w:val="Normal"/>
     <w:next w:val="Normal"/>
     <w:qFormat/>
-  </w:style>
-  <w:style w:type="paragraph" w:styleId="Heading6">
-    <w:name w:val="Heading 6"/>
     <w:rPr>
       <w:color w:val="1F4D78"/>
     </w:rPr>
+  </w:style>
+  <w:style w:type="paragraph" w:styleId="Strong">
+    <w:name w:val="Strong"/>
     <w:basedOn w:val="Normal"/>
     <w:next w:val="Normal"/>
     <w:qFormat/>
-  </w:style>
-  <w:style w:type="paragraph" w:styleId="Strong">
-    <w:name w:val="Strong"/>
     <w:rPr>
-      <w:b w:val="true"/>
-      <w:bCs w:val="true"/>
+      <w:b/>
+      <w:bCs/>
     </w:rPr>
-    <w:basedOn w:val="Normal"/>
-    <w:next w:val="Normal"/>
-    <w:qFormat/>
   </w:style>
   <w:style w:type="paragraph" w:styleId="ListParagraph">
     <w:name w:val="List Paragraph"/>
@@ -7189,26 +7228,31 @@
   </w:style>
   <w:style w:type="character" w:styleId="Hyperlink">
     <w:name w:val="Hyperlink"/>
-    <w:rPr>
-      <w:u w:val="single"/>
-      <w:color w:val="0563C1"/>
-    </w:rPr>
+    <w:basedOn w:val="DefaultParagraphFont"/>
     <w:uiPriority w:val="99"/>
     <w:unhideWhenUsed/>
-    <w:basedOn w:val="DefaultParagraphFont"/>
+    <w:rPr>
+      <w:color w:val="0563C1"/>
+      <w:u w:val="single"/>
+    </w:rPr>
   </w:style>
   <w:style w:type="character" w:styleId="FootnoteReference">
     <w:name w:val="footnote reference"/>
+    <w:basedOn w:val="DefaultParagraphFont"/>
+    <w:uiPriority w:val="99"/>
+    <w:semiHidden/>
+    <w:unhideWhenUsed/>
     <w:rPr>
       <w:vertAlign w:val="superscript"/>
     </w:rPr>
-    <w:uiPriority w:val="99"/>
-    <w:unhideWhenUsed/>
-    <w:basedOn w:val="DefaultParagraphFont"/>
-    <w:semiHidden/>
   </w:style>
   <w:style w:type="paragraph" w:styleId="FootnoteText">
     <w:name w:val="footnote text"/>
+    <w:basedOn w:val="Normal"/>
+    <w:link w:val="FootnoteTextChar"/>
+    <w:uiPriority w:val="99"/>
+    <w:semiHidden/>
+    <w:unhideWhenUsed/>
     <w:pPr>
       <w:spacing w:after="0" w:line="240" w:lineRule="auto"/>
     </w:pPr>
@@ -7216,23 +7260,55 @@
       <w:sz w:val="20"/>
       <w:szCs w:val="20"/>
     </w:rPr>
-    <w:basedOn w:val="Normal"/>
-    <w:link w:val="FootnoteTextChar"/>
-    <w:semiHidden/>
-    <w:uiPriority w:val="99"/>
-    <w:unhideWhenUsed/>
   </w:style>
   <w:style w:type="character" w:styleId="FootnoteTextChar">
     <w:name w:val="Footnote Text Char"/>
+    <w:basedOn w:val="DefaultParagraphFont"/>
+    <w:link w:val="FootnoteText"/>
+    <w:uiPriority w:val="99"/>
+    <w:semiHidden/>
+    <w:unhideWhenUsed/>
     <w:rPr>
       <w:sz w:val="20"/>
       <w:szCs w:val="20"/>
     </w:rPr>
+  </w:style>
+  <w:style w:type="character" w:styleId="EndnoteReference">
+    <w:name w:val="endnote reference"/>
+    <w:basedOn w:val="DefaultParagraphFont"/>
     <w:uiPriority w:val="99"/>
+    <w:semiHidden/>
     <w:unhideWhenUsed/>
+    <w:rPr>
+      <w:vertAlign w:val="superscript"/>
+    </w:rPr>
+  </w:style>
+  <w:style w:type="paragraph" w:styleId="EndnoteText">
+    <w:name w:val="endnote text"/>
+    <w:basedOn w:val="Normal"/>
+    <w:link w:val="EndnoteTextChar"/>
+    <w:uiPriority w:val="99"/>
+    <w:semiHidden/>
+    <w:unhideWhenUsed/>
+    <w:pPr>
+      <w:spacing w:after="0" w:line="240" w:lineRule="auto"/>
+    </w:pPr>
+    <w:rPr>
+      <w:sz w:val="20"/>
+      <w:szCs w:val="20"/>
+    </w:rPr>
+  </w:style>
+  <w:style w:type="character" w:styleId="EndnoteTextChar">
+    <w:name w:val="Endnote Text Char"/>
     <w:basedOn w:val="DefaultParagraphFont"/>
-    <w:link w:val="FootnoteText"/>
+    <w:link w:val="EndnoteText"/>
+    <w:uiPriority w:val="99"/>
     <w:semiHidden/>
+    <w:unhideWhenUsed/>
+    <w:rPr>
+      <w:sz w:val="20"/>
+      <w:szCs w:val="20"/>
+    </w:rPr>
   </w:style>
   <w:style w:type="paragraph" w:styleId="script">
     <w:name w:val="Script"/>
@@ -7245,278 +7321,4 @@
     </w:rPr>
   </w:style>
 </w:styles>
-</file>
-
-<file path=customXml/item1.xml><?xml version="1.0" encoding="utf-8"?>
-<ct:contentTypeSchema xmlns:ct="http://schemas.microsoft.com/office/2006/metadata/contentType" xmlns:ma="http://schemas.microsoft.com/office/2006/metadata/properties/metaAttributes" ct:_="" ma:_="" ma:contentTypeName="Document" ma:contentTypeID="0x0101009FA1A6C12D5787448B6C6587D08F2965" ma:contentTypeVersion="16" ma:contentTypeDescription="Create a new document." ma:contentTypeScope="" ma:versionID="f761e0c469cfbaff44f5778f0037afbe">
-  <xsd:schema xmlns:xsd="http://www.w3.org/2001/XMLSchema" xmlns:xs="http://www.w3.org/2001/XMLSchema" xmlns:p="http://schemas.microsoft.com/office/2006/metadata/properties" xmlns:ns2="3352e729-ef3a-4ad2-a915-07867a2cbda9" xmlns:ns3="afa60c69-e8fd-4ab1-8c56-0fe28cc4c33c" targetNamespace="http://schemas.microsoft.com/office/2006/metadata/properties" ma:root="true" ma:fieldsID="4112f99f01cfafd8b48e38df3bf566de" ns2:_="" ns3:_="">
-    <xsd:import namespace="3352e729-ef3a-4ad2-a915-07867a2cbda9"/>
-    <xsd:import namespace="afa60c69-e8fd-4ab1-8c56-0fe28cc4c33c"/>
-    <xsd:element name="properties">
-      <xsd:complexType>
-        <xsd:sequence>
-          <xsd:element name="documentManagement">
-            <xsd:complexType>
-              <xsd:all>
-                <xsd:element ref="ns2:SharedWithUsers" minOccurs="0"/>
-                <xsd:element ref="ns2:SharedWithDetails" minOccurs="0"/>
-                <xsd:element ref="ns3:MediaServiceMetadata" minOccurs="0"/>
-                <xsd:element ref="ns3:MediaServiceFastMetadata" minOccurs="0"/>
-                <xsd:element ref="ns3:lcf76f155ced4ddcb4097134ff3c332f" minOccurs="0"/>
-                <xsd:element ref="ns2:TaxCatchAll" minOccurs="0"/>
-                <xsd:element ref="ns3:MediaServiceGenerationTime" minOccurs="0"/>
-                <xsd:element ref="ns3:MediaServiceEventHashCode" minOccurs="0"/>
-                <xsd:element ref="ns3:MediaServiceOCR" minOccurs="0"/>
-                <xsd:element ref="ns3:MediaServiceDateTaken" minOccurs="0"/>
-                <xsd:element ref="ns3:MediaLengthInSeconds" minOccurs="0"/>
-                <xsd:element ref="ns3:MediaServiceObjectDetectorVersions" minOccurs="0"/>
-                <xsd:element ref="ns3:MediaServiceLocation" minOccurs="0"/>
-                <xsd:element ref="ns3:Ready" minOccurs="0"/>
-                <xsd:element ref="ns3:MediaServiceSearchProperties" minOccurs="0"/>
-              </xsd:all>
-            </xsd:complexType>
-          </xsd:element>
-        </xsd:sequence>
-      </xsd:complexType>
-    </xsd:element>
-  </xsd:schema>
-  <xsd:schema xmlns:xsd="http://www.w3.org/2001/XMLSchema" xmlns:xs="http://www.w3.org/2001/XMLSchema" xmlns:dms="http://schemas.microsoft.com/office/2006/documentManagement/types" xmlns:pc="http://schemas.microsoft.com/office/infopath/2007/PartnerControls" targetNamespace="3352e729-ef3a-4ad2-a915-07867a2cbda9" elementFormDefault="qualified">
-    <xsd:import namespace="http://schemas.microsoft.com/office/2006/documentManagement/types"/>
-    <xsd:import namespace="http://schemas.microsoft.com/office/infopath/2007/PartnerControls"/>
-    <xsd:element name="SharedWithUsers" ma:index="8" nillable="true" ma:displayName="Shared With" ma:internalName="SharedWithUsers" ma:readOnly="true">
-      <xsd:complexType>
-        <xsd:complexContent>
-          <xsd:extension base="dms:UserMulti">
-            <xsd:sequence>
-              <xsd:element name="UserInfo" minOccurs="0" maxOccurs="unbounded">
-                <xsd:complexType>
-                  <xsd:sequence>
-                    <xsd:element name="DisplayName" type="xsd:string" minOccurs="0"/>
-                    <xsd:element name="AccountId" type="dms:UserId" minOccurs="0" nillable="true"/>
-                    <xsd:element name="AccountType" type="xsd:string" minOccurs="0"/>
-                  </xsd:sequence>
-                </xsd:complexType>
-              </xsd:element>
-            </xsd:sequence>
-          </xsd:extension>
-        </xsd:complexContent>
-      </xsd:complexType>
-    </xsd:element>
-    <xsd:element name="SharedWithDetails" ma:index="9" nillable="true" ma:displayName="Shared With Details" ma:internalName="SharedWithDetails" ma:readOnly="true">
-      <xsd:simpleType>
-        <xsd:restriction base="dms:Note">
-          <xsd:maxLength value="255"/>
-        </xsd:restriction>
-      </xsd:simpleType>
-    </xsd:element>
-    <xsd:element name="TaxCatchAll" ma:index="14" nillable="true" ma:displayName="Taxonomy Catch All Column" ma:hidden="true" ma:list="{de49db0c-00f2-4bfe-9211-f25992e9014c}" ma:internalName="TaxCatchAll" ma:showField="CatchAllData" ma:web="3352e729-ef3a-4ad2-a915-07867a2cbda9">
-      <xsd:complexType>
-        <xsd:complexContent>
-          <xsd:extension base="dms:MultiChoiceLookup">
-            <xsd:sequence>
-              <xsd:element name="Value" type="dms:Lookup" maxOccurs="unbounded" minOccurs="0" nillable="true"/>
-            </xsd:sequence>
-          </xsd:extension>
-        </xsd:complexContent>
-      </xsd:complexType>
-    </xsd:element>
-  </xsd:schema>
-  <xsd:schema xmlns:xsd="http://www.w3.org/2001/XMLSchema" xmlns:xs="http://www.w3.org/2001/XMLSchema" xmlns:dms="http://schemas.microsoft.com/office/2006/documentManagement/types" xmlns:pc="http://schemas.microsoft.com/office/infopath/2007/PartnerControls" targetNamespace="afa60c69-e8fd-4ab1-8c56-0fe28cc4c33c" elementFormDefault="qualified">
-    <xsd:import namespace="http://schemas.microsoft.com/office/2006/documentManagement/types"/>
-    <xsd:import namespace="http://schemas.microsoft.com/office/infopath/2007/PartnerControls"/>
-    <xsd:element name="MediaServiceMetadata" ma:index="10" nillable="true" ma:displayName="MediaServiceMetadata" ma:hidden="true" ma:internalName="MediaServiceMetadata" ma:readOnly="true">
-      <xsd:simpleType>
-        <xsd:restriction base="dms:Note"/>
-      </xsd:simpleType>
-    </xsd:element>
-    <xsd:element name="MediaServiceFastMetadata" ma:index="11" nillable="true" ma:displayName="MediaServiceFastMetadata" ma:hidden="true" ma:internalName="MediaServiceFastMetadata" ma:readOnly="true">
-      <xsd:simpleType>
-        <xsd:restriction base="dms:Note"/>
-      </xsd:simpleType>
-    </xsd:element>
-    <xsd:element name="lcf76f155ced4ddcb4097134ff3c332f" ma:index="13" nillable="true" ma:taxonomy="true" ma:internalName="lcf76f155ced4ddcb4097134ff3c332f" ma:taxonomyFieldName="MediaServiceImageTags" ma:displayName="Image Tags" ma:readOnly="false" ma:fieldId="{5cf76f15-5ced-4ddc-b409-7134ff3c332f}" ma:taxonomyMulti="true" ma:sspId="58c5ea09-abb6-4116-bc0f-a41c80660e17" ma:termSetId="09814cd3-568e-fe90-9814-8d621ff8fb84" ma:anchorId="fba54fb3-c3e1-fe81-a776-ca4b69148c4d" ma:open="true" ma:isKeyword="false">
-      <xsd:complexType>
-        <xsd:sequence>
-          <xsd:element ref="pc:Terms" minOccurs="0" maxOccurs="1"/>
-        </xsd:sequence>
-      </xsd:complexType>
-    </xsd:element>
-    <xsd:element name="MediaServiceGenerationTime" ma:index="15" nillable="true" ma:displayName="MediaServiceGenerationTime" ma:hidden="true" ma:internalName="MediaServiceGenerationTime" ma:readOnly="true">
-      <xsd:simpleType>
-        <xsd:restriction base="dms:Text"/>
-      </xsd:simpleType>
-    </xsd:element>
-    <xsd:element name="MediaServiceEventHashCode" ma:index="16" nillable="true" ma:displayName="MediaServiceEventHashCode" ma:hidden="true" ma:internalName="MediaServiceEventHashCode" ma:readOnly="true">
-      <xsd:simpleType>
-        <xsd:restriction base="dms:Text"/>
-      </xsd:simpleType>
-    </xsd:element>
-    <xsd:element name="MediaServiceOCR" ma:index="17" nillable="true" ma:displayName="Extracted Text" ma:internalName="MediaServiceOCR" ma:readOnly="true">
-      <xsd:simpleType>
-        <xsd:restriction base="dms:Note">
-          <xsd:maxLength value="255"/>
-        </xsd:restriction>
-      </xsd:simpleType>
-    </xsd:element>
-    <xsd:element name="MediaServiceDateTaken" ma:index="18" nillable="true" ma:displayName="MediaServiceDateTaken" ma:hidden="true" ma:indexed="true" ma:internalName="MediaServiceDateTaken" ma:readOnly="true">
-      <xsd:simpleType>
-        <xsd:restriction base="dms:Text"/>
-      </xsd:simpleType>
-    </xsd:element>
-    <xsd:element name="MediaLengthInSeconds" ma:index="19" nillable="true" ma:displayName="MediaLengthInSeconds" ma:hidden="true" ma:internalName="MediaLengthInSeconds" ma:readOnly="true">
-      <xsd:simpleType>
-        <xsd:restriction base="dms:Unknown"/>
-      </xsd:simpleType>
-    </xsd:element>
-    <xsd:element name="MediaServiceObjectDetectorVersions" ma:index="20" nillable="true" ma:displayName="MediaServiceObjectDetectorVersions" ma:hidden="true" ma:indexed="true" ma:internalName="MediaServiceObjectDetectorVersions" ma:readOnly="true">
-      <xsd:simpleType>
-        <xsd:restriction base="dms:Text"/>
-      </xsd:simpleType>
-    </xsd:element>
-    <xsd:element name="MediaServiceLocation" ma:index="21" nillable="true" ma:displayName="Location" ma:indexed="true" ma:internalName="MediaServiceLocation" ma:readOnly="true">
-      <xsd:simpleType>
-        <xsd:restriction base="dms:Text"/>
-      </xsd:simpleType>
-    </xsd:element>
-    <xsd:element name="Ready" ma:index="22" nillable="true" ma:displayName="Ready" ma:default="1" ma:description="Ready to create PDF" ma:format="Dropdown" ma:internalName="Ready">
-      <xsd:simpleType>
-        <xsd:restriction base="dms:Boolean"/>
-      </xsd:simpleType>
-    </xsd:element>
-    <xsd:element name="MediaServiceSearchProperties" ma:index="23" nillable="true" ma:displayName="MediaServiceSearchProperties" ma:hidden="true" ma:internalName="MediaServiceSearchProperties" ma:readOnly="true">
-      <xsd:simpleType>
-        <xsd:restriction base="dms:Note"/>
-      </xsd:simpleType>
-    </xsd:element>
-  </xsd:schema>
-  <xsd:schema xmlns="http://schemas.openxmlformats.org/package/2006/metadata/core-properties" xmlns:xsd="http://www.w3.org/2001/XMLSchema" xmlns:xsi="http://www.w3.org/2001/XMLSchema-instance" xmlns:dc="http://purl.org/dc/elements/1.1/" xmlns:dcterms="http://purl.org/dc/terms/" xmlns:odoc="http://schemas.microsoft.com/internal/obd" targetNamespace="http://schemas.openxmlformats.org/package/2006/metadata/core-properties" elementFormDefault="qualified" attributeFormDefault="unqualified" blockDefault="#all">
-    <xsd:import namespace="http://purl.org/dc/elements/1.1/" schemaLocation="http://dublincore.org/schemas/xmls/qdc/2003/04/02/dc.xsd"/>
-    <xsd:import namespace="http://purl.org/dc/terms/" schemaLocation="http://dublincore.org/schemas/xmls/qdc/2003/04/02/dcterms.xsd"/>
-    <xsd:element name="coreProperties" type="CT_coreProperties"/>
-    <xsd:complexType name="CT_coreProperties">
-      <xsd:all>
-        <xsd:element ref="dc:creator" minOccurs="0" maxOccurs="1"/>
-        <xsd:element ref="dcterms:created" minOccurs="0" maxOccurs="1"/>
-        <xsd:element ref="dc:identifier" minOccurs="0" maxOccurs="1"/>
-        <xsd:element name="contentType" minOccurs="0" maxOccurs="1" type="xsd:string" ma:index="0" ma:displayName="Content Type"/>
-        <xsd:element ref="dc:title" minOccurs="0" maxOccurs="1" ma:index="4" ma:displayName="Title"/>
-        <xsd:element ref="dc:subject" minOccurs="0" maxOccurs="1"/>
-        <xsd:element ref="dc:description" minOccurs="0" maxOccurs="1"/>
-        <xsd:element name="keywords" minOccurs="0" maxOccurs="1" type="xsd:string"/>
-        <xsd:element ref="dc:language" minOccurs="0" maxOccurs="1"/>
-        <xsd:element name="category" minOccurs="0" maxOccurs="1" type="xsd:string"/>
-        <xsd:element name="version" minOccurs="0" maxOccurs="1" type="xsd:string"/>
-        <xsd:element name="revision" minOccurs="0" maxOccurs="1" type="xsd:string">
-          <xsd:annotation>
-            <xsd:documentation>
-                        This value indicates the number of saves or revisions. The application is responsible for updating this value after each revision.
-                    </xsd:documentation>
-          </xsd:annotation>
-        </xsd:element>
-        <xsd:element name="lastModifiedBy" minOccurs="0" maxOccurs="1" type="xsd:string"/>
-        <xsd:element ref="dcterms:modified" minOccurs="0" maxOccurs="1"/>
-        <xsd:element name="contentStatus" minOccurs="0" maxOccurs="1" type="xsd:string"/>
-      </xsd:all>
-    </xsd:complexType>
-  </xsd:schema>
-  <xs:schema xmlns:pc="http://schemas.microsoft.com/office/infopath/2007/PartnerControls" xmlns:xs="http://www.w3.org/2001/XMLSchema" targetNamespace="http://schemas.microsoft.com/office/infopath/2007/PartnerControls" elementFormDefault="qualified" attributeFormDefault="unqualified">
-    <xs:element name="Person">
-      <xs:complexType>
-        <xs:sequence>
-          <xs:element ref="pc:DisplayName" minOccurs="0"/>
-          <xs:element ref="pc:AccountId" minOccurs="0"/>
-          <xs:element ref="pc:AccountType" minOccurs="0"/>
-        </xs:sequence>
-      </xs:complexType>
-    </xs:element>
-    <xs:element name="DisplayName" type="xs:string"/>
-    <xs:element name="AccountId" type="xs:string"/>
-    <xs:element name="AccountType" type="xs:string"/>
-    <xs:element name="BDCAssociatedEntity">
-      <xs:complexType>
-        <xs:sequence>
-          <xs:element ref="pc:BDCEntity" minOccurs="0" maxOccurs="unbounded"/>
-        </xs:sequence>
-        <xs:attribute ref="pc:EntityNamespace"/>
-        <xs:attribute ref="pc:EntityName"/>
-        <xs:attribute ref="pc:SystemInstanceName"/>
-        <xs:attribute ref="pc:AssociationName"/>
-      </xs:complexType>
-    </xs:element>
-    <xs:attribute name="EntityNamespace" type="xs:string"/>
-    <xs:attribute name="EntityName" type="xs:string"/>
-    <xs:attribute name="SystemInstanceName" type="xs:string"/>
-    <xs:attribute name="AssociationName" type="xs:string"/>
-    <xs:element name="BDCEntity">
-      <xs:complexType>
-        <xs:sequence>
-          <xs:element ref="pc:EntityDisplayName" minOccurs="0"/>
-          <xs:element ref="pc:EntityInstanceReference" minOccurs="0"/>
-          <xs:element ref="pc:EntityId1" minOccurs="0"/>
-          <xs:element ref="pc:EntityId2" minOccurs="0"/>
-          <xs:element ref="pc:EntityId3" minOccurs="0"/>
-          <xs:element ref="pc:EntityId4" minOccurs="0"/>
-          <xs:element ref="pc:EntityId5" minOccurs="0"/>
-        </xs:sequence>
-      </xs:complexType>
-    </xs:element>
-    <xs:element name="EntityDisplayName" type="xs:string"/>
-    <xs:element name="EntityInstanceReference" type="xs:string"/>
-    <xs:element name="EntityId1" type="xs:string"/>
-    <xs:element name="EntityId2" type="xs:string"/>
-    <xs:element name="EntityId3" type="xs:string"/>
-    <xs:element name="EntityId4" type="xs:string"/>
-    <xs:element name="EntityId5" type="xs:string"/>
-    <xs:element name="Terms">
-      <xs:complexType>
-        <xs:sequence>
-          <xs:element ref="pc:TermInfo" minOccurs="0" maxOccurs="unbounded"/>
-        </xs:sequence>
-      </xs:complexType>
-    </xs:element>
-    <xs:element name="TermInfo">
-      <xs:complexType>
-        <xs:sequence>
-          <xs:element ref="pc:TermName" minOccurs="0"/>
-          <xs:element ref="pc:TermId" minOccurs="0"/>
-        </xs:sequence>
-      </xs:complexType>
-    </xs:element>
-    <xs:element name="TermName" type="xs:string"/>
-    <xs:element name="TermId" type="xs:string"/>
-  </xs:schema>
-</ct:contentTypeSchema>
-</file>
-
-<file path=customXml/item2.xml><?xml version="1.0" encoding="utf-8"?>
-<?mso-contentType ?>
-<FormTemplates xmlns="http://schemas.microsoft.com/sharepoint/v3/contenttype/forms">
-  <Display>DocumentLibraryForm</Display>
-  <Edit>DocumentLibraryForm</Edit>
-  <New>DocumentLibraryForm</New>
-</FormTemplates>
-</file>
-
-<file path=customXml/item3.xml><?xml version="1.0" encoding="utf-8"?>
-<p:properties xmlns:p="http://schemas.microsoft.com/office/2006/metadata/properties" xmlns:xsi="http://www.w3.org/2001/XMLSchema-instance" xmlns:pc="http://schemas.microsoft.com/office/infopath/2007/PartnerControls">
-  <documentManagement>
-    <TaxCatchAll xmlns="3352e729-ef3a-4ad2-a915-07867a2cbda9" xsi:nil="true"/>
-    <lcf76f155ced4ddcb4097134ff3c332f xmlns="afa60c69-e8fd-4ab1-8c56-0fe28cc4c33c">
-      <Terms xmlns="http://schemas.microsoft.com/office/infopath/2007/PartnerControls"/>
-    </lcf76f155ced4ddcb4097134ff3c332f>
-    <Ready xmlns="afa60c69-e8fd-4ab1-8c56-0fe28cc4c33c">true</Ready>
-  </documentManagement>
-</p:properties>
-</file>
-
-<file path=customXml/itemProps1.xml><?xml version="1.0" encoding="utf-8"?>
-<ds:datastoreItem xmlns:ds="http://schemas.openxmlformats.org/officeDocument/2006/customXml" ds:itemID="{0B6F18E2-6D07-4F10-BE09-0941C3892946}"/>
-</file>
-
-<file path=customXml/itemProps2.xml><?xml version="1.0" encoding="utf-8"?>
-<ds:datastoreItem xmlns:ds="http://schemas.openxmlformats.org/officeDocument/2006/customXml" ds:itemID="{D1CBEEC2-8DFB-483D-AA72-BD667E88A2AC}"/>
-</file>
-
-<file path=customXml/itemProps3.xml><?xml version="1.0" encoding="utf-8"?>
-<ds:datastoreItem xmlns:ds="http://schemas.openxmlformats.org/officeDocument/2006/customXml" ds:itemID="{963AE5FB-84D0-435A-9357-03E768BB2DAE}"/>
 </file>